--- a/tp/lab-3/ПРИ123-ТП-#03-Нямаа.docx
+++ b/tp/lab-3/ПРИ123-ТП-#03-Нямаа.docx
@@ -356,25 +356,7 @@
           <w:sz w:val="24"/>
           <w:szCs w:val="24"/>
         </w:rPr>
-        <w:t>(</w:t>
-      </w:r>
-      <w:proofErr w:type="spellStart"/>
-      <w:r>
-        <w:rPr>
-          <w:b/>
-          <w:sz w:val="24"/>
-          <w:szCs w:val="24"/>
-        </w:rPr>
-        <w:t>ВлГУ</w:t>
-      </w:r>
-      <w:proofErr w:type="spellEnd"/>
-      <w:r>
-        <w:rPr>
-          <w:b/>
-          <w:sz w:val="24"/>
-          <w:szCs w:val="24"/>
-        </w:rPr>
-        <w:t>)</w:t>
+        <w:t>(ВлГУ)</w:t>
       </w:r>
     </w:p>
     <w:p>
@@ -564,6 +546,26 @@
     </w:p>
     <w:p>
       <w:pPr>
+        <w:pStyle w:val="a4"/>
+        <w:rPr>
+          <w:rFonts w:ascii="Times New Roman" w:hAnsi="Times New Roman"/>
+          <w:sz w:val="28"/>
+          <w:szCs w:val="28"/>
+        </w:rPr>
+      </w:pPr>
+    </w:p>
+    <w:p>
+      <w:pPr>
+        <w:pStyle w:val="a4"/>
+        <w:rPr>
+          <w:rFonts w:ascii="Times New Roman" w:hAnsi="Times New Roman"/>
+          <w:sz w:val="28"/>
+          <w:szCs w:val="28"/>
+        </w:rPr>
+      </w:pPr>
+    </w:p>
+    <w:p>
+      <w:pPr>
         <w:jc w:val="center"/>
         <w:rPr>
           <w:sz w:val="44"/>
@@ -575,68 +577,75 @@
           <w:sz w:val="44"/>
           <w:szCs w:val="44"/>
         </w:rPr>
-        <w:t>Лабораторная работа №1</w:t>
-      </w:r>
-    </w:p>
-    <w:p>
-      <w:pPr>
-        <w:jc w:val="center"/>
+        <w:t>Лабораторная работа №</w:t>
+      </w:r>
+      <w:r>
         <w:rPr>
           <w:sz w:val="44"/>
           <w:szCs w:val="44"/>
         </w:rPr>
-      </w:pPr>
-      <w:r>
+        <w:t>3</w:t>
+      </w:r>
+    </w:p>
+    <w:p>
+      <w:pPr>
+        <w:jc w:val="center"/>
         <w:rPr>
           <w:sz w:val="44"/>
           <w:szCs w:val="44"/>
         </w:rPr>
-        <w:t>по дисциплине «Технологии программирования»</w:t>
-      </w:r>
-    </w:p>
-    <w:p>
-      <w:pPr>
-        <w:rPr>
-          <w:sz w:val="44"/>
-          <w:szCs w:val="28"/>
-        </w:rPr>
-      </w:pPr>
-    </w:p>
-    <w:p>
-      <w:pPr>
-        <w:rPr>
-          <w:sz w:val="28"/>
-          <w:szCs w:val="28"/>
-        </w:rPr>
-      </w:pPr>
-    </w:p>
-    <w:p>
-      <w:pPr>
-        <w:jc w:val="center"/>
-        <w:rPr>
-          <w:sz w:val="36"/>
-          <w:szCs w:val="28"/>
-        </w:rPr>
-      </w:pPr>
-      <w:r>
-        <w:rPr>
-          <w:sz w:val="44"/>
-          <w:szCs w:val="28"/>
-        </w:rPr>
-        <w:t>Тема: «</w:t>
-      </w:r>
+      </w:pPr>
       <w:r>
         <w:rPr>
           <w:sz w:val="44"/>
           <w:szCs w:val="44"/>
         </w:rPr>
-        <w:t>Анализ прецедентов работы с программной системой. Моделирование взаимоотношений ИС и элементов внешней среды. Разработка диаграмм прецедентов</w:t>
-      </w:r>
-      <w:r>
+        <w:t>по дисциплине «Технологии программирования»</w:t>
+      </w:r>
+    </w:p>
+    <w:p>
+      <w:pPr>
         <w:rPr>
           <w:sz w:val="44"/>
           <w:szCs w:val="28"/>
         </w:rPr>
+      </w:pPr>
+    </w:p>
+    <w:p>
+      <w:pPr>
+        <w:rPr>
+          <w:sz w:val="28"/>
+          <w:szCs w:val="28"/>
+        </w:rPr>
+      </w:pPr>
+    </w:p>
+    <w:p>
+      <w:pPr>
+        <w:jc w:val="center"/>
+        <w:rPr>
+          <w:sz w:val="36"/>
+          <w:szCs w:val="28"/>
+        </w:rPr>
+      </w:pPr>
+      <w:r>
+        <w:rPr>
+          <w:sz w:val="44"/>
+          <w:szCs w:val="28"/>
+        </w:rPr>
+        <w:t>Тема: «</w:t>
+      </w:r>
+      <w:r>
+        <w:rPr>
+          <w:sz w:val="44"/>
+          <w:szCs w:val="44"/>
+        </w:rPr>
+        <w:t>Разработка микросервиса, как элемента микросервисной архитектуры</w:t>
+      </w:r>
+      <w:r>
+        <w:rPr>
+          <w:sz w:val="44"/>
+          <w:szCs w:val="28"/>
+        </w:rPr>
         <w:t>»</w:t>
       </w:r>
     </w:p>
@@ -684,6 +693,14 @@
     </w:p>
     <w:p>
       <w:pPr>
+        <w:rPr>
+          <w:sz w:val="28"/>
+          <w:szCs w:val="28"/>
+        </w:rPr>
+      </w:pPr>
+    </w:p>
+    <w:p>
+      <w:pPr>
         <w:ind w:left="6663" w:hanging="284"/>
         <w:rPr>
           <w:sz w:val="28"/>
@@ -729,18 +746,8 @@
           <w:sz w:val="28"/>
           <w:szCs w:val="28"/>
         </w:rPr>
-        <w:t xml:space="preserve">А.Ц. </w:t>
-      </w:r>
-      <w:proofErr w:type="spellStart"/>
-      <w:r>
-        <w:rPr>
-          <w:color w:val="000000" w:themeColor="text1"/>
-          <w:sz w:val="28"/>
-          <w:szCs w:val="28"/>
-        </w:rPr>
-        <w:t>Нямаа</w:t>
-      </w:r>
-      <w:proofErr w:type="spellEnd"/>
+        <w:t>А.Ц. Нямаа</w:t>
+      </w:r>
     </w:p>
     <w:p>
       <w:pPr>
@@ -915,45 +922,149 @@
         <w:rPr>
           <w:sz w:val="28"/>
         </w:rPr>
-        <w:t xml:space="preserve">Научиться моделировать взаимоотношения элементов внешней среды с элементами </w:t>
-      </w:r>
-      <w:r>
-        <w:rPr>
-          <w:sz w:val="28"/>
-        </w:rPr>
-        <w:t>проектируемой</w:t>
-      </w:r>
-      <w:r>
-        <w:rPr>
-          <w:sz w:val="28"/>
-        </w:rPr>
-        <w:t xml:space="preserve"> программной </w:t>
-      </w:r>
-      <w:r>
-        <w:rPr>
-          <w:sz w:val="28"/>
-        </w:rPr>
-        <w:t>системы</w:t>
-      </w:r>
-      <w:r>
-        <w:rPr>
-          <w:sz w:val="28"/>
-        </w:rPr>
-        <w:t xml:space="preserve"> через синтез прецедентов, их расширенное описание и включение диаграмму </w:t>
-      </w:r>
-      <w:proofErr w:type="spellStart"/>
-      <w:r>
-        <w:rPr>
-          <w:sz w:val="28"/>
-        </w:rPr>
-        <w:t>UseCase</w:t>
-      </w:r>
-      <w:proofErr w:type="spellEnd"/>
-      <w:r>
-        <w:rPr>
-          <w:sz w:val="28"/>
-        </w:rPr>
-        <w:t xml:space="preserve">. </w:t>
+        <w:t xml:space="preserve">Познакомиться c микросервисной архитектурой и освоить принципы разработки микросервиса, как базового элемента данной архитектуры, в среде .NET </w:t>
+      </w:r>
+    </w:p>
+    <w:p>
+      <w:pPr>
+        <w:spacing w:line="360" w:lineRule="auto"/>
+        <w:jc w:val="center"/>
+        <w:rPr>
+          <w:sz w:val="28"/>
+        </w:rPr>
+      </w:pPr>
+      <w:r>
+        <w:rPr>
+          <w:sz w:val="28"/>
+        </w:rPr>
+        <w:t>ЗАДАНИЕ (вариант 14).</w:t>
+      </w:r>
+    </w:p>
+    <w:p>
+      <w:pPr>
+        <w:spacing w:line="360" w:lineRule="auto"/>
+        <w:ind w:firstLine="709"/>
+        <w:jc w:val="both"/>
+        <w:rPr>
+          <w:sz w:val="28"/>
+        </w:rPr>
+      </w:pPr>
+      <w:r>
+        <w:rPr>
+          <w:sz w:val="28"/>
+        </w:rPr>
+        <w:t xml:space="preserve">Реализовать свой проект по </w:t>
+      </w:r>
+      <w:r>
+        <w:rPr>
+          <w:sz w:val="28"/>
+        </w:rPr>
+        <w:t xml:space="preserve">теме «Аренда </w:t>
+      </w:r>
+      <w:r>
+        <w:rPr>
+          <w:sz w:val="28"/>
+          <w:lang w:val="en-US"/>
+        </w:rPr>
+        <w:t>VPS</w:t>
+      </w:r>
+      <w:r>
+        <w:rPr>
+          <w:sz w:val="28"/>
+        </w:rPr>
+        <w:t>»</w:t>
+      </w:r>
+      <w:r>
+        <w:rPr>
+          <w:sz w:val="28"/>
+        </w:rPr>
+        <w:t>, используя простейшую микросервисную архитектуру</w:t>
+      </w:r>
+      <w:r>
+        <w:rPr>
+          <w:sz w:val="28"/>
+        </w:rPr>
+        <w:t>.</w:t>
+      </w:r>
+    </w:p>
+    <w:p>
+      <w:pPr>
+        <w:spacing w:line="360" w:lineRule="auto"/>
+        <w:jc w:val="center"/>
+        <w:rPr>
+          <w:sz w:val="28"/>
+        </w:rPr>
+      </w:pPr>
+      <w:r>
+        <w:rPr>
+          <w:sz w:val="28"/>
+        </w:rPr>
+        <w:t>ВЫПОЛНЕНИЕ РАБОТЫ:</w:t>
+      </w:r>
+    </w:p>
+    <w:p>
+      <w:pPr>
+        <w:spacing w:line="360" w:lineRule="auto"/>
+        <w:ind w:firstLine="709"/>
+        <w:jc w:val="both"/>
+        <w:rPr>
+          <w:sz w:val="28"/>
+        </w:rPr>
+      </w:pPr>
+      <w:r>
+        <w:rPr>
+          <w:sz w:val="28"/>
+        </w:rPr>
+        <w:t>Для выполнения данной работы была выбрана тема «Прототип сервиса сдачи в аренду виртуальных машин (VPS)». Все диаграммы были выполнены в веб-приложении Visual Studio Paradigm.</w:t>
+      </w:r>
+    </w:p>
+    <w:p>
+      <w:pPr>
+        <w:pStyle w:val="a8"/>
+        <w:spacing w:line="360" w:lineRule="auto"/>
+        <w:jc w:val="center"/>
+        <w:rPr>
+          <w:sz w:val="28"/>
+          <w:szCs w:val="28"/>
+          <w:lang w:val="ru-RU"/>
+        </w:rPr>
+      </w:pPr>
+    </w:p>
+    <w:p>
+      <w:pPr>
+        <w:spacing w:line="360" w:lineRule="auto"/>
+        <w:jc w:val="center"/>
+      </w:pPr>
+      <w:r>
+        <w:rPr>
+          <w:sz w:val="28"/>
+          <w:szCs w:val="28"/>
+        </w:rPr>
+        <w:t xml:space="preserve">Рисунок 1. </w:t>
+      </w:r>
+      <w:r>
+        <w:rPr>
+          <w:sz w:val="28"/>
+          <w:szCs w:val="28"/>
+        </w:rPr>
+        <w:t>Диаграмма прецедентов.</w:t>
+      </w:r>
+    </w:p>
+    <w:p>
+      <w:pPr>
+        <w:spacing w:line="360" w:lineRule="auto"/>
+        <w:jc w:val="center"/>
+        <w:rPr>
+          <w:sz w:val="28"/>
+          <w:szCs w:val="28"/>
+        </w:rPr>
+      </w:pPr>
+      <w:r>
+        <w:rPr>
+          <w:sz w:val="28"/>
+          <w:szCs w:val="28"/>
+        </w:rPr>
+        <w:t>ВЫВОД К РАБОТЕ:</w:t>
       </w:r>
     </w:p>
     <w:p>
@@ -969,1410 +1080,43 @@
         <w:rPr>
           <w:sz w:val="28"/>
         </w:rPr>
-        <w:t>Выполнить анализ объекта информатизации и смоделировать структуры будущей программной системы на верхнем уровне в виде конечных диаграмм классов.</w:t>
-      </w:r>
-    </w:p>
-    <w:p>
-      <w:pPr>
-        <w:spacing w:line="360" w:lineRule="auto"/>
-        <w:jc w:val="center"/>
-        <w:rPr>
-          <w:sz w:val="28"/>
-        </w:rPr>
-      </w:pPr>
-      <w:r>
-        <w:rPr>
-          <w:sz w:val="28"/>
-        </w:rPr>
-        <w:t>ЗАДАНИЕ (вариант 14).</w:t>
-      </w:r>
-    </w:p>
-    <w:p>
-      <w:pPr>
-        <w:spacing w:line="360" w:lineRule="auto"/>
-        <w:ind w:firstLine="708"/>
-        <w:jc w:val="both"/>
-        <w:rPr>
-          <w:sz w:val="28"/>
-        </w:rPr>
-      </w:pPr>
-      <w:r>
-        <w:rPr>
-          <w:sz w:val="28"/>
-        </w:rPr>
-        <w:t>Построить диаграмму прецедентов (</w:t>
-      </w:r>
-      <w:proofErr w:type="spellStart"/>
-      <w:r>
-        <w:rPr>
-          <w:sz w:val="28"/>
-        </w:rPr>
-        <w:t>use</w:t>
-      </w:r>
-      <w:proofErr w:type="spellEnd"/>
-      <w:r>
-        <w:rPr>
-          <w:sz w:val="28"/>
-        </w:rPr>
-        <w:t xml:space="preserve"> </w:t>
-      </w:r>
-      <w:proofErr w:type="spellStart"/>
-      <w:r>
-        <w:rPr>
-          <w:sz w:val="28"/>
-        </w:rPr>
-        <w:t>case</w:t>
-      </w:r>
-      <w:proofErr w:type="spellEnd"/>
-      <w:r>
-        <w:rPr>
-          <w:sz w:val="28"/>
-        </w:rPr>
-        <w:t>) и диаграмму классов, подробно описать 3-4 прецедента.</w:t>
-      </w:r>
-    </w:p>
-    <w:p>
-      <w:pPr>
-        <w:spacing w:line="360" w:lineRule="auto"/>
-        <w:jc w:val="center"/>
-        <w:rPr>
-          <w:sz w:val="28"/>
-        </w:rPr>
-      </w:pPr>
-      <w:r>
-        <w:rPr>
-          <w:sz w:val="28"/>
-        </w:rPr>
-        <w:t>ВЫПОЛНЕНИЕ РАБОТЫ:</w:t>
-      </w:r>
-    </w:p>
-    <w:p>
-      <w:pPr>
-        <w:spacing w:line="360" w:lineRule="auto"/>
-        <w:ind w:firstLine="709"/>
-        <w:jc w:val="both"/>
-        <w:rPr>
-          <w:sz w:val="28"/>
-        </w:rPr>
-      </w:pPr>
-      <w:r>
-        <w:rPr>
-          <w:sz w:val="28"/>
-        </w:rPr>
-        <w:t xml:space="preserve">Для выполнения данной работы была выбрана тема «Прототип сервиса сдачи в аренду виртуальных машин (VPS)». Все диаграммы были выполнены в веб-приложении Visual Studio </w:t>
-      </w:r>
-      <w:proofErr w:type="spellStart"/>
-      <w:r>
-        <w:rPr>
-          <w:sz w:val="28"/>
-        </w:rPr>
-        <w:t>Paradigm</w:t>
-      </w:r>
-      <w:proofErr w:type="spellEnd"/>
-      <w:r>
-        <w:rPr>
-          <w:sz w:val="28"/>
-        </w:rPr>
-        <w:t>.</w:t>
-      </w:r>
-    </w:p>
-    <w:p>
-      <w:pPr>
-        <w:pStyle w:val="a8"/>
-        <w:spacing w:line="360" w:lineRule="auto"/>
-        <w:jc w:val="center"/>
-        <w:rPr>
-          <w:sz w:val="28"/>
-          <w:szCs w:val="28"/>
-        </w:rPr>
-      </w:pPr>
-      <w:r>
-        <w:rPr>
-          <w:noProof/>
-          <w:sz w:val="28"/>
-          <w:szCs w:val="28"/>
-        </w:rPr>
-        <w:drawing>
-          <wp:inline distT="0" distB="0" distL="0" distR="0" wp14:anchorId="788C8C71" wp14:editId="64F58460">
-            <wp:extent cx="5489143" cy="4578350"/>
-            <wp:effectExtent l="0" t="0" r="0" b="0"/>
-            <wp:docPr id="1" name="Рисунок 1"/>
-            <wp:cNvGraphicFramePr>
-              <a:graphicFrameLocks xmlns:a="http://schemas.openxmlformats.org/drawingml/2006/main" noChangeAspect="1"/>
-            </wp:cNvGraphicFramePr>
-            <a:graphic xmlns:a="http://schemas.openxmlformats.org/drawingml/2006/main">
-              <a:graphicData uri="http://schemas.openxmlformats.org/drawingml/2006/picture">
-                <pic:pic xmlns:pic="http://schemas.openxmlformats.org/drawingml/2006/picture">
-                  <pic:nvPicPr>
-                    <pic:cNvPr id="1" name=""/>
-                    <pic:cNvPicPr/>
-                  </pic:nvPicPr>
-                  <pic:blipFill rotWithShape="1">
-                    <a:blip r:embed="rId7"/>
-                    <a:srcRect l="4978" t="2775"/>
-                    <a:stretch/>
-                  </pic:blipFill>
-                  <pic:spPr bwMode="auto">
-                    <a:xfrm>
-                      <a:off x="0" y="0"/>
-                      <a:ext cx="5501773" cy="4588885"/>
-                    </a:xfrm>
-                    <a:prstGeom prst="rect">
-                      <a:avLst/>
-                    </a:prstGeom>
-                    <a:ln>
-                      <a:noFill/>
-                    </a:ln>
-                    <a:extLst>
-                      <a:ext uri="{53640926-AAD7-44D8-BBD7-CCE9431645EC}">
-                        <a14:shadowObscured xmlns:a14="http://schemas.microsoft.com/office/drawing/2010/main"/>
-                      </a:ext>
-                    </a:extLst>
-                  </pic:spPr>
-                </pic:pic>
-              </a:graphicData>
-            </a:graphic>
-          </wp:inline>
-        </w:drawing>
-      </w:r>
-    </w:p>
-    <w:p>
-      <w:pPr>
-        <w:spacing w:line="360" w:lineRule="auto"/>
-        <w:jc w:val="center"/>
-      </w:pPr>
-      <w:r>
-        <w:rPr>
-          <w:sz w:val="28"/>
-          <w:szCs w:val="28"/>
-        </w:rPr>
-        <w:t xml:space="preserve">Рисунок 1. </w:t>
-      </w:r>
-      <w:r>
-        <w:rPr>
-          <w:sz w:val="28"/>
-          <w:szCs w:val="28"/>
-        </w:rPr>
-        <w:t>Диаграмма прецедентов.</w:t>
-      </w:r>
-    </w:p>
-    <w:p>
-      <w:pPr>
-        <w:spacing w:line="360" w:lineRule="auto"/>
-        <w:ind w:firstLine="709"/>
-        <w:jc w:val="both"/>
-        <w:rPr>
-          <w:sz w:val="28"/>
-          <w:szCs w:val="28"/>
-        </w:rPr>
-      </w:pPr>
-      <w:r>
-        <w:rPr>
-          <w:sz w:val="28"/>
-          <w:szCs w:val="28"/>
-        </w:rPr>
-        <w:lastRenderedPageBreak/>
-        <w:t>Также были подробно описаны 3 прецедента:</w:t>
-      </w:r>
-    </w:p>
-    <w:p>
-      <w:pPr>
-        <w:pStyle w:val="a6"/>
-        <w:numPr>
-          <w:ilvl w:val="0"/>
-          <w:numId w:val="2"/>
-        </w:numPr>
-        <w:spacing w:line="360" w:lineRule="auto"/>
-        <w:ind w:left="0" w:firstLine="709"/>
-        <w:jc w:val="both"/>
-        <w:rPr>
-          <w:sz w:val="28"/>
-          <w:szCs w:val="28"/>
-        </w:rPr>
-      </w:pPr>
-      <w:r>
-        <w:rPr>
-          <w:sz w:val="28"/>
-          <w:szCs w:val="28"/>
-        </w:rPr>
-        <w:t xml:space="preserve">Прецедент «Аренда </w:t>
-      </w:r>
-      <w:r>
-        <w:rPr>
-          <w:sz w:val="28"/>
-          <w:szCs w:val="28"/>
-          <w:lang w:val="en-US"/>
-        </w:rPr>
-        <w:t>VPS</w:t>
-      </w:r>
-      <w:r>
-        <w:rPr>
-          <w:sz w:val="28"/>
-          <w:szCs w:val="28"/>
-        </w:rPr>
-        <w:t>».</w:t>
-      </w:r>
-    </w:p>
-    <w:p>
-      <w:pPr>
-        <w:spacing w:line="360" w:lineRule="auto"/>
-        <w:ind w:firstLine="709"/>
-        <w:jc w:val="both"/>
-        <w:rPr>
-          <w:sz w:val="28"/>
-          <w:szCs w:val="28"/>
-        </w:rPr>
-      </w:pPr>
-      <w:r>
-        <w:rPr>
-          <w:sz w:val="28"/>
-          <w:szCs w:val="28"/>
-        </w:rPr>
-        <w:t xml:space="preserve">Название: «Аренда </w:t>
-      </w:r>
-      <w:r>
-        <w:rPr>
-          <w:sz w:val="28"/>
-          <w:szCs w:val="28"/>
-          <w:lang w:val="en-US"/>
-        </w:rPr>
-        <w:t>VPS</w:t>
-      </w:r>
-      <w:r>
-        <w:rPr>
-          <w:sz w:val="28"/>
-          <w:szCs w:val="28"/>
-        </w:rPr>
-        <w:t>» (</w:t>
-      </w:r>
-      <w:r>
-        <w:rPr>
-          <w:sz w:val="28"/>
-          <w:szCs w:val="28"/>
-          <w:lang w:val="en-US"/>
-        </w:rPr>
-        <w:t>Rent</w:t>
-      </w:r>
-      <w:r>
-        <w:rPr>
-          <w:sz w:val="28"/>
-          <w:szCs w:val="28"/>
-        </w:rPr>
-        <w:t xml:space="preserve"> </w:t>
-      </w:r>
-      <w:r>
-        <w:rPr>
-          <w:sz w:val="28"/>
-          <w:szCs w:val="28"/>
-          <w:lang w:val="en-US"/>
-        </w:rPr>
-        <w:t>VPS</w:t>
-      </w:r>
-      <w:r>
-        <w:rPr>
-          <w:sz w:val="28"/>
-          <w:szCs w:val="28"/>
-        </w:rPr>
-        <w:t>)</w:t>
-      </w:r>
-      <w:r>
-        <w:rPr>
-          <w:sz w:val="28"/>
-          <w:szCs w:val="28"/>
-        </w:rPr>
-        <w:t>.</w:t>
-      </w:r>
-    </w:p>
-    <w:p>
-      <w:pPr>
-        <w:spacing w:line="360" w:lineRule="auto"/>
-        <w:ind w:firstLine="709"/>
-        <w:jc w:val="both"/>
-        <w:rPr>
-          <w:sz w:val="28"/>
-          <w:szCs w:val="28"/>
-        </w:rPr>
-      </w:pPr>
-      <w:r>
-        <w:rPr>
-          <w:sz w:val="28"/>
-          <w:szCs w:val="28"/>
-        </w:rPr>
-        <w:t>Предусловие:</w:t>
-      </w:r>
-      <w:r>
-        <w:rPr>
-          <w:sz w:val="28"/>
-          <w:szCs w:val="28"/>
-        </w:rPr>
-        <w:t xml:space="preserve"> пользователь, желающий арендовать </w:t>
-      </w:r>
-      <w:r>
-        <w:rPr>
-          <w:sz w:val="28"/>
-          <w:szCs w:val="28"/>
-          <w:lang w:val="en-US"/>
-        </w:rPr>
-        <w:t>VPS</w:t>
-      </w:r>
-      <w:r>
-        <w:rPr>
-          <w:sz w:val="28"/>
-          <w:szCs w:val="28"/>
-        </w:rPr>
-        <w:t xml:space="preserve">, </w:t>
-      </w:r>
-      <w:r>
-        <w:rPr>
-          <w:sz w:val="28"/>
-          <w:szCs w:val="28"/>
-        </w:rPr>
-        <w:t>зарегистрирован и авторизован в веб-приложении.</w:t>
-      </w:r>
-    </w:p>
-    <w:p>
-      <w:pPr>
-        <w:spacing w:line="360" w:lineRule="auto"/>
-        <w:ind w:firstLine="709"/>
-        <w:jc w:val="both"/>
-        <w:rPr>
-          <w:sz w:val="28"/>
-          <w:szCs w:val="28"/>
-        </w:rPr>
-      </w:pPr>
-      <w:r>
-        <w:rPr>
-          <w:sz w:val="28"/>
-          <w:szCs w:val="28"/>
-        </w:rPr>
-        <w:t>Действующее лицо: клиент веб-приложения.</w:t>
-      </w:r>
-    </w:p>
-    <w:p>
-      <w:pPr>
-        <w:spacing w:line="360" w:lineRule="auto"/>
-        <w:ind w:firstLine="709"/>
-        <w:jc w:val="both"/>
-        <w:rPr>
-          <w:sz w:val="28"/>
-          <w:szCs w:val="28"/>
-        </w:rPr>
-      </w:pPr>
-      <w:r>
-        <w:rPr>
-          <w:sz w:val="28"/>
-          <w:szCs w:val="28"/>
-        </w:rPr>
-        <w:t>Основной поток:</w:t>
-      </w:r>
-      <w:r>
-        <w:rPr>
-          <w:sz w:val="28"/>
-          <w:szCs w:val="28"/>
-        </w:rPr>
-        <w:t xml:space="preserve"> пользователь нажимает на кнопку «Использовать готовую конфигурацию», что перенаправляет его на страницу с детальным просмотром конфигурации, ценой и условиями использования. </w:t>
-      </w:r>
-    </w:p>
-    <w:p>
-      <w:pPr>
-        <w:spacing w:line="360" w:lineRule="auto"/>
-        <w:ind w:firstLine="709"/>
-        <w:jc w:val="both"/>
-        <w:rPr>
-          <w:sz w:val="28"/>
-          <w:szCs w:val="28"/>
-        </w:rPr>
-      </w:pPr>
-      <w:r>
-        <w:rPr>
-          <w:sz w:val="28"/>
-          <w:szCs w:val="28"/>
-        </w:rPr>
-        <w:t xml:space="preserve">После пользователь нажимает на кнопку «Арендовать», что создает счет на оплату. После оплаты пользователь получает электронный чек и готовый для использования </w:t>
-      </w:r>
-      <w:r>
-        <w:rPr>
-          <w:sz w:val="28"/>
-          <w:szCs w:val="28"/>
-          <w:lang w:val="en-US"/>
-        </w:rPr>
-        <w:t>VPS</w:t>
-      </w:r>
-      <w:r>
-        <w:rPr>
-          <w:sz w:val="28"/>
-          <w:szCs w:val="28"/>
-        </w:rPr>
-        <w:t>.</w:t>
-      </w:r>
-    </w:p>
-    <w:p>
-      <w:pPr>
-        <w:spacing w:line="360" w:lineRule="auto"/>
-        <w:ind w:firstLine="709"/>
-        <w:jc w:val="both"/>
-        <w:rPr>
-          <w:sz w:val="28"/>
-          <w:szCs w:val="28"/>
-        </w:rPr>
-      </w:pPr>
-      <w:r>
-        <w:rPr>
-          <w:sz w:val="28"/>
-          <w:szCs w:val="28"/>
-        </w:rPr>
-        <w:t>Альтернативный поток:</w:t>
-      </w:r>
-      <w:r>
-        <w:rPr>
-          <w:sz w:val="28"/>
-          <w:szCs w:val="28"/>
-        </w:rPr>
-        <w:t xml:space="preserve"> на этапе оплаты виртуальной машины пользователь отменяет операцию, </w:t>
-      </w:r>
-      <w:r>
-        <w:rPr>
-          <w:sz w:val="28"/>
-          <w:szCs w:val="28"/>
-        </w:rPr>
-        <w:t>нажав на кнопку «Отменить». Тогда пользователя перенаправляют на главную страницу, счет на оплату считается невыполненным.</w:t>
-      </w:r>
-    </w:p>
-    <w:p>
-      <w:pPr>
-        <w:spacing w:line="360" w:lineRule="auto"/>
-        <w:ind w:firstLine="709"/>
-        <w:jc w:val="both"/>
-        <w:rPr>
-          <w:sz w:val="28"/>
-          <w:szCs w:val="28"/>
-        </w:rPr>
-      </w:pPr>
-      <w:r>
-        <w:rPr>
-          <w:sz w:val="28"/>
-          <w:szCs w:val="28"/>
-        </w:rPr>
-        <w:t>Постусловие:</w:t>
-      </w:r>
-      <w:r>
-        <w:rPr>
-          <w:sz w:val="28"/>
-          <w:szCs w:val="28"/>
-        </w:rPr>
-        <w:t xml:space="preserve"> после успешной аренды </w:t>
-      </w:r>
-      <w:r>
-        <w:rPr>
-          <w:sz w:val="28"/>
-          <w:szCs w:val="28"/>
-          <w:lang w:val="en-US"/>
-        </w:rPr>
-        <w:t>VPS</w:t>
-      </w:r>
-      <w:r>
-        <w:rPr>
-          <w:sz w:val="28"/>
-          <w:szCs w:val="28"/>
-        </w:rPr>
-        <w:t xml:space="preserve"> </w:t>
-      </w:r>
-      <w:r>
-        <w:rPr>
-          <w:sz w:val="28"/>
-          <w:szCs w:val="28"/>
-        </w:rPr>
-        <w:t xml:space="preserve">все необходимые данные о использованных ресурсах, созданной виртуальной машине, оплате и </w:t>
-      </w:r>
-      <w:proofErr w:type="spellStart"/>
-      <w:r>
-        <w:rPr>
-          <w:sz w:val="28"/>
-          <w:szCs w:val="28"/>
-        </w:rPr>
-        <w:t>т.д</w:t>
-      </w:r>
-      <w:proofErr w:type="spellEnd"/>
-      <w:r>
-        <w:rPr>
-          <w:sz w:val="28"/>
-          <w:szCs w:val="28"/>
-        </w:rPr>
-        <w:t xml:space="preserve"> веб-сервер сохраняет в базе данных. Пользователь видит готовую для использования виртуальную машину в личном кабинете.</w:t>
-      </w:r>
-    </w:p>
-    <w:p>
-      <w:pPr>
-        <w:pStyle w:val="a6"/>
-        <w:numPr>
-          <w:ilvl w:val="0"/>
-          <w:numId w:val="2"/>
-        </w:numPr>
-        <w:spacing w:line="360" w:lineRule="auto"/>
-        <w:ind w:left="0" w:firstLine="709"/>
-        <w:jc w:val="both"/>
-        <w:rPr>
-          <w:sz w:val="28"/>
-          <w:szCs w:val="28"/>
-        </w:rPr>
-      </w:pPr>
-      <w:r>
-        <w:rPr>
-          <w:sz w:val="28"/>
-          <w:szCs w:val="28"/>
-        </w:rPr>
-        <w:t>Прецедент «Удалить подготовленную конфигурацию».</w:t>
-      </w:r>
-    </w:p>
-    <w:p>
-      <w:pPr>
-        <w:spacing w:line="360" w:lineRule="auto"/>
-        <w:ind w:firstLine="709"/>
-        <w:jc w:val="both"/>
-        <w:rPr>
-          <w:sz w:val="28"/>
-          <w:szCs w:val="28"/>
-        </w:rPr>
-      </w:pPr>
-      <w:r>
-        <w:rPr>
-          <w:sz w:val="28"/>
-          <w:szCs w:val="28"/>
-        </w:rPr>
-        <w:t>Название: «Удалить подготовленную конфигурацию» (</w:t>
-      </w:r>
-      <w:r>
-        <w:rPr>
-          <w:sz w:val="28"/>
-          <w:szCs w:val="28"/>
-          <w:lang w:val="en-US"/>
-        </w:rPr>
-        <w:t>Delete</w:t>
-      </w:r>
-      <w:r>
-        <w:rPr>
-          <w:sz w:val="28"/>
-          <w:szCs w:val="28"/>
-        </w:rPr>
-        <w:t xml:space="preserve"> </w:t>
-      </w:r>
-      <w:r>
-        <w:rPr>
-          <w:sz w:val="28"/>
-          <w:szCs w:val="28"/>
-          <w:lang w:val="en-US"/>
-        </w:rPr>
-        <w:t>prepared</w:t>
-      </w:r>
-      <w:r>
-        <w:rPr>
-          <w:sz w:val="28"/>
-          <w:szCs w:val="28"/>
-        </w:rPr>
-        <w:t xml:space="preserve"> </w:t>
-      </w:r>
-      <w:r>
-        <w:rPr>
-          <w:sz w:val="28"/>
-          <w:szCs w:val="28"/>
-          <w:lang w:val="en-US"/>
-        </w:rPr>
-        <w:t>config</w:t>
-      </w:r>
-      <w:r>
-        <w:rPr>
-          <w:sz w:val="28"/>
-          <w:szCs w:val="28"/>
-        </w:rPr>
-        <w:t>)</w:t>
-      </w:r>
-      <w:r>
-        <w:rPr>
-          <w:sz w:val="28"/>
-          <w:szCs w:val="28"/>
-        </w:rPr>
-        <w:t>.</w:t>
-      </w:r>
-    </w:p>
-    <w:p>
-      <w:pPr>
-        <w:spacing w:line="360" w:lineRule="auto"/>
-        <w:ind w:firstLine="709"/>
-        <w:jc w:val="both"/>
-        <w:rPr>
-          <w:sz w:val="28"/>
-          <w:szCs w:val="28"/>
-        </w:rPr>
-      </w:pPr>
-      <w:r>
-        <w:rPr>
-          <w:sz w:val="28"/>
-          <w:szCs w:val="28"/>
-        </w:rPr>
-        <w:t>Предусловие:</w:t>
-      </w:r>
-      <w:r>
-        <w:rPr>
-          <w:sz w:val="28"/>
-          <w:szCs w:val="28"/>
-        </w:rPr>
-        <w:t xml:space="preserve"> пользователь авторизован в системе под ролью «Администратор», в системе на момент удаления существует хотя бы одна подготовленная конфигурация.</w:t>
-      </w:r>
-    </w:p>
-    <w:p>
-      <w:pPr>
-        <w:spacing w:line="360" w:lineRule="auto"/>
-        <w:ind w:firstLine="709"/>
-        <w:jc w:val="both"/>
-        <w:rPr>
-          <w:sz w:val="28"/>
-          <w:szCs w:val="28"/>
-        </w:rPr>
-      </w:pPr>
-      <w:r>
-        <w:rPr>
-          <w:sz w:val="28"/>
-          <w:szCs w:val="28"/>
-        </w:rPr>
-        <w:t>Действующее лицо:</w:t>
-      </w:r>
-      <w:r>
-        <w:rPr>
-          <w:sz w:val="28"/>
-          <w:szCs w:val="28"/>
-        </w:rPr>
-        <w:t xml:space="preserve"> </w:t>
-      </w:r>
-      <w:r>
-        <w:rPr>
-          <w:sz w:val="28"/>
-          <w:szCs w:val="28"/>
-        </w:rPr>
-        <w:t xml:space="preserve">администратор веб-приложения. </w:t>
-      </w:r>
-    </w:p>
-    <w:p>
-      <w:pPr>
-        <w:spacing w:line="360" w:lineRule="auto"/>
-        <w:ind w:firstLine="709"/>
-        <w:jc w:val="both"/>
-        <w:rPr>
-          <w:sz w:val="28"/>
-          <w:szCs w:val="28"/>
-        </w:rPr>
-      </w:pPr>
-      <w:r>
-        <w:rPr>
-          <w:sz w:val="28"/>
-          <w:szCs w:val="28"/>
-        </w:rPr>
-        <w:t>Основной поток:</w:t>
-      </w:r>
-      <w:r>
-        <w:rPr>
-          <w:sz w:val="28"/>
-          <w:szCs w:val="28"/>
-        </w:rPr>
-        <w:t xml:space="preserve"> администратор заходит в панель управления веб-приложением, перейдя по специальному </w:t>
-      </w:r>
-      <w:r>
-        <w:rPr>
-          <w:sz w:val="28"/>
-          <w:szCs w:val="28"/>
-          <w:lang w:val="en-US"/>
-        </w:rPr>
-        <w:t>URL</w:t>
-      </w:r>
-      <w:r>
-        <w:rPr>
-          <w:sz w:val="28"/>
-          <w:szCs w:val="28"/>
-        </w:rPr>
-        <w:t xml:space="preserve"> </w:t>
-      </w:r>
-      <w:r>
-        <w:rPr>
-          <w:sz w:val="28"/>
-          <w:szCs w:val="28"/>
-        </w:rPr>
-        <w:t xml:space="preserve">адресу. </w:t>
-      </w:r>
-    </w:p>
-    <w:p>
-      <w:pPr>
-        <w:spacing w:line="360" w:lineRule="auto"/>
-        <w:ind w:firstLine="709"/>
-        <w:jc w:val="both"/>
-        <w:rPr>
-          <w:sz w:val="28"/>
-          <w:szCs w:val="28"/>
-        </w:rPr>
-      </w:pPr>
-      <w:r>
-        <w:rPr>
-          <w:sz w:val="28"/>
-          <w:szCs w:val="28"/>
-        </w:rPr>
-        <w:t xml:space="preserve">В боковом меню выбирает пункт «Управление конфигурациями», тем </w:t>
-      </w:r>
-      <w:r>
-        <w:rPr>
-          <w:sz w:val="28"/>
-          <w:szCs w:val="28"/>
-        </w:rPr>
-        <w:lastRenderedPageBreak/>
-        <w:t xml:space="preserve">самым попадая на страницу со списком всех готовых конфигураций и доступных действиях с ними. </w:t>
-      </w:r>
-      <w:r>
-        <w:rPr>
-          <w:sz w:val="28"/>
-          <w:szCs w:val="28"/>
-        </w:rPr>
-        <w:t>Администратор нажимает на кнопку «Удалить конфигурацию», после чего появляется окно с подтверждением операции. После подтверждения на кнопку «Да», подготовленная конфигурация удаляется.</w:t>
-      </w:r>
-    </w:p>
-    <w:p>
-      <w:pPr>
-        <w:spacing w:line="360" w:lineRule="auto"/>
-        <w:ind w:firstLine="709"/>
-        <w:jc w:val="both"/>
-        <w:rPr>
-          <w:sz w:val="28"/>
-          <w:szCs w:val="28"/>
-        </w:rPr>
-      </w:pPr>
-      <w:r>
-        <w:rPr>
-          <w:sz w:val="28"/>
-          <w:szCs w:val="28"/>
-        </w:rPr>
-        <w:t>Альтернативный поток:</w:t>
-      </w:r>
-      <w:r>
-        <w:rPr>
-          <w:sz w:val="28"/>
-          <w:szCs w:val="28"/>
-        </w:rPr>
-        <w:t xml:space="preserve"> в окне с подтверждением операции администратор нажимает кнопку «Нет», что возвращает его на страницу со списком всех готовых конфигураций.</w:t>
-      </w:r>
-    </w:p>
-    <w:p>
-      <w:pPr>
-        <w:spacing w:line="360" w:lineRule="auto"/>
-        <w:ind w:firstLine="709"/>
-        <w:jc w:val="both"/>
-        <w:rPr>
-          <w:sz w:val="28"/>
-          <w:szCs w:val="28"/>
-        </w:rPr>
-      </w:pPr>
-      <w:r>
-        <w:rPr>
-          <w:sz w:val="28"/>
-          <w:szCs w:val="28"/>
-        </w:rPr>
-        <w:t>Постусловие:</w:t>
-      </w:r>
-      <w:r>
-        <w:rPr>
-          <w:sz w:val="28"/>
-          <w:szCs w:val="28"/>
-        </w:rPr>
-        <w:t xml:space="preserve"> подготовленная конфигурация удаляется из базы данных и </w:t>
-      </w:r>
-      <w:r>
-        <w:rPr>
-          <w:sz w:val="28"/>
-          <w:szCs w:val="28"/>
-        </w:rPr>
-        <w:t>перестает</w:t>
-      </w:r>
-      <w:r>
-        <w:rPr>
-          <w:sz w:val="28"/>
-          <w:szCs w:val="28"/>
-        </w:rPr>
-        <w:t xml:space="preserve"> </w:t>
-      </w:r>
-      <w:r>
-        <w:rPr>
-          <w:sz w:val="28"/>
-          <w:szCs w:val="28"/>
-        </w:rPr>
-        <w:t>отображаться</w:t>
-      </w:r>
-      <w:r>
-        <w:rPr>
-          <w:sz w:val="28"/>
-          <w:szCs w:val="28"/>
-        </w:rPr>
-        <w:t xml:space="preserve"> в веб-приложении в блоке со всеми конфигурациями.</w:t>
-      </w:r>
-    </w:p>
-    <w:p>
-      <w:pPr>
-        <w:pStyle w:val="a6"/>
-        <w:numPr>
-          <w:ilvl w:val="0"/>
-          <w:numId w:val="2"/>
-        </w:numPr>
-        <w:spacing w:line="360" w:lineRule="auto"/>
-        <w:ind w:left="0" w:firstLine="709"/>
-        <w:jc w:val="both"/>
-        <w:rPr>
-          <w:sz w:val="28"/>
-          <w:szCs w:val="28"/>
-        </w:rPr>
-      </w:pPr>
-      <w:r>
-        <w:rPr>
-          <w:sz w:val="28"/>
-          <w:szCs w:val="28"/>
-        </w:rPr>
-        <w:t>Прецедент «</w:t>
-      </w:r>
-      <w:r>
-        <w:rPr>
-          <w:sz w:val="28"/>
-          <w:szCs w:val="28"/>
-        </w:rPr>
-        <w:t>Детально просмотреть конфигурацию арендованного</w:t>
-      </w:r>
-      <w:r>
-        <w:rPr>
-          <w:sz w:val="28"/>
-          <w:szCs w:val="28"/>
-        </w:rPr>
-        <w:t xml:space="preserve"> </w:t>
-      </w:r>
-      <w:r>
-        <w:rPr>
-          <w:sz w:val="28"/>
-          <w:szCs w:val="28"/>
-          <w:lang w:val="en-US"/>
-        </w:rPr>
-        <w:t>VPS</w:t>
-      </w:r>
-      <w:r>
-        <w:rPr>
-          <w:sz w:val="28"/>
-          <w:szCs w:val="28"/>
-        </w:rPr>
-        <w:t>».</w:t>
-      </w:r>
-    </w:p>
-    <w:p>
-      <w:pPr>
-        <w:spacing w:line="360" w:lineRule="auto"/>
-        <w:ind w:firstLine="709"/>
-        <w:jc w:val="both"/>
-        <w:rPr>
-          <w:sz w:val="28"/>
-          <w:szCs w:val="28"/>
-        </w:rPr>
-      </w:pPr>
-      <w:r>
-        <w:rPr>
-          <w:sz w:val="28"/>
-          <w:szCs w:val="28"/>
-        </w:rPr>
-        <w:t xml:space="preserve">Название: </w:t>
-      </w:r>
-      <w:r>
-        <w:rPr>
-          <w:sz w:val="28"/>
-          <w:szCs w:val="28"/>
-        </w:rPr>
-        <w:t xml:space="preserve">«Детально просмотреть конфигурацию арендованного </w:t>
-      </w:r>
-      <w:r>
-        <w:rPr>
-          <w:sz w:val="28"/>
-          <w:szCs w:val="28"/>
-          <w:lang w:val="en-US"/>
-        </w:rPr>
-        <w:t>VPS</w:t>
-      </w:r>
-      <w:r>
-        <w:rPr>
-          <w:sz w:val="28"/>
-          <w:szCs w:val="28"/>
-        </w:rPr>
-        <w:t>.</w:t>
-      </w:r>
-      <w:r>
-        <w:rPr>
-          <w:sz w:val="28"/>
-          <w:szCs w:val="28"/>
-        </w:rPr>
-        <w:t>» (</w:t>
-      </w:r>
-      <w:r>
-        <w:rPr>
-          <w:sz w:val="28"/>
-          <w:szCs w:val="28"/>
-          <w:lang w:val="en-US"/>
-        </w:rPr>
-        <w:t>View</w:t>
-      </w:r>
-      <w:r>
-        <w:rPr>
-          <w:sz w:val="28"/>
-          <w:szCs w:val="28"/>
-        </w:rPr>
-        <w:t xml:space="preserve"> </w:t>
-      </w:r>
-      <w:r>
-        <w:rPr>
-          <w:sz w:val="28"/>
-          <w:szCs w:val="28"/>
-          <w:lang w:val="en-US"/>
-        </w:rPr>
-        <w:t>VPS</w:t>
-      </w:r>
-      <w:r>
-        <w:rPr>
-          <w:sz w:val="28"/>
-          <w:szCs w:val="28"/>
-        </w:rPr>
-        <w:t xml:space="preserve"> </w:t>
-      </w:r>
-      <w:r>
-        <w:rPr>
-          <w:sz w:val="28"/>
-          <w:szCs w:val="28"/>
-          <w:lang w:val="en-US"/>
-        </w:rPr>
-        <w:t>details</w:t>
-      </w:r>
-      <w:r>
-        <w:rPr>
-          <w:sz w:val="28"/>
-          <w:szCs w:val="28"/>
-        </w:rPr>
-        <w:t>).</w:t>
-      </w:r>
-    </w:p>
-    <w:p>
-      <w:pPr>
-        <w:spacing w:line="360" w:lineRule="auto"/>
-        <w:ind w:firstLine="709"/>
-        <w:jc w:val="both"/>
-        <w:rPr>
-          <w:sz w:val="28"/>
-          <w:szCs w:val="28"/>
-        </w:rPr>
-      </w:pPr>
-      <w:r>
-        <w:rPr>
-          <w:sz w:val="28"/>
-          <w:szCs w:val="28"/>
-        </w:rPr>
-        <w:t>Предусловие:</w:t>
-      </w:r>
-      <w:r>
-        <w:rPr>
-          <w:sz w:val="28"/>
-          <w:szCs w:val="28"/>
-        </w:rPr>
-        <w:t xml:space="preserve"> пользователь, желающий </w:t>
-      </w:r>
-      <w:r>
-        <w:rPr>
-          <w:sz w:val="28"/>
-          <w:szCs w:val="28"/>
-        </w:rPr>
-        <w:t>просмотреть</w:t>
-      </w:r>
-      <w:r>
-        <w:rPr>
-          <w:sz w:val="28"/>
-          <w:szCs w:val="28"/>
-        </w:rPr>
-        <w:t xml:space="preserve"> конфигурацию арендованного </w:t>
-      </w:r>
-      <w:r>
-        <w:rPr>
-          <w:sz w:val="28"/>
-          <w:szCs w:val="28"/>
-          <w:lang w:val="en-US"/>
-        </w:rPr>
-        <w:t>VPS</w:t>
-      </w:r>
-      <w:r>
-        <w:rPr>
-          <w:sz w:val="28"/>
-          <w:szCs w:val="28"/>
-        </w:rPr>
-        <w:t xml:space="preserve">, </w:t>
-      </w:r>
-      <w:r>
-        <w:rPr>
-          <w:sz w:val="28"/>
-          <w:szCs w:val="28"/>
-        </w:rPr>
-        <w:t xml:space="preserve">зарегистрирован и авторизован в веб-приложении. Также этот пользователь имеет хотя бы один арендованный </w:t>
-      </w:r>
-      <w:r>
-        <w:rPr>
-          <w:sz w:val="28"/>
-          <w:szCs w:val="28"/>
-          <w:lang w:val="en-US"/>
-        </w:rPr>
-        <w:t>VPS</w:t>
-      </w:r>
-      <w:r>
-        <w:rPr>
-          <w:sz w:val="28"/>
-          <w:szCs w:val="28"/>
-        </w:rPr>
-        <w:t>.</w:t>
-      </w:r>
-    </w:p>
-    <w:p>
-      <w:pPr>
-        <w:spacing w:line="360" w:lineRule="auto"/>
-        <w:ind w:firstLine="709"/>
-        <w:jc w:val="both"/>
-        <w:rPr>
-          <w:sz w:val="28"/>
-          <w:szCs w:val="28"/>
-        </w:rPr>
-      </w:pPr>
-      <w:r>
-        <w:rPr>
-          <w:sz w:val="28"/>
-          <w:szCs w:val="28"/>
-        </w:rPr>
-        <w:t>Действующее лицо: клиент веб-приложения.</w:t>
-      </w:r>
-    </w:p>
-    <w:p>
-      <w:pPr>
-        <w:spacing w:line="360" w:lineRule="auto"/>
-        <w:ind w:firstLine="709"/>
-        <w:jc w:val="both"/>
-        <w:rPr>
-          <w:sz w:val="28"/>
-          <w:szCs w:val="28"/>
-        </w:rPr>
-      </w:pPr>
-      <w:r>
-        <w:rPr>
-          <w:sz w:val="28"/>
-          <w:szCs w:val="28"/>
-        </w:rPr>
-        <w:t>Основной поток:</w:t>
-      </w:r>
-      <w:r>
-        <w:rPr>
-          <w:sz w:val="28"/>
-          <w:szCs w:val="28"/>
-        </w:rPr>
-        <w:t xml:space="preserve"> пользователь заходит в личный кабинет, нажав на кнопку «Личный кабинет». Использовав кнопку «Арендованные </w:t>
-      </w:r>
-      <w:r>
-        <w:rPr>
-          <w:sz w:val="28"/>
-          <w:szCs w:val="28"/>
-          <w:lang w:val="en-US"/>
-        </w:rPr>
-        <w:t>VPS</w:t>
-      </w:r>
-      <w:r>
-        <w:rPr>
-          <w:sz w:val="28"/>
-          <w:szCs w:val="28"/>
-        </w:rPr>
-        <w:t xml:space="preserve">» в личном кабинете, пользователь переходит во вкладку, где отображаются все арендованные </w:t>
-      </w:r>
-      <w:r>
-        <w:rPr>
-          <w:sz w:val="28"/>
-          <w:szCs w:val="28"/>
-          <w:lang w:val="en-US"/>
-        </w:rPr>
-        <w:t>VPS</w:t>
-      </w:r>
-      <w:r>
-        <w:rPr>
-          <w:sz w:val="28"/>
-          <w:szCs w:val="28"/>
-        </w:rPr>
-        <w:t xml:space="preserve"> </w:t>
-      </w:r>
-      <w:r>
-        <w:rPr>
-          <w:sz w:val="28"/>
-          <w:szCs w:val="28"/>
-        </w:rPr>
-        <w:t xml:space="preserve">клиента. </w:t>
-      </w:r>
-    </w:p>
-    <w:p>
-      <w:pPr>
-        <w:spacing w:line="360" w:lineRule="auto"/>
-        <w:ind w:firstLine="709"/>
-        <w:jc w:val="both"/>
-        <w:rPr>
-          <w:sz w:val="28"/>
-          <w:szCs w:val="28"/>
-        </w:rPr>
-      </w:pPr>
-      <w:r>
-        <w:rPr>
-          <w:sz w:val="28"/>
-          <w:szCs w:val="28"/>
-        </w:rPr>
-        <w:t xml:space="preserve">Пользователь нажимает на кнопку «Детальный просмотр» и переходит на страницу, где отображается вся информация о конфигурации </w:t>
-      </w:r>
-      <w:r>
-        <w:rPr>
-          <w:sz w:val="28"/>
-          <w:szCs w:val="28"/>
-          <w:lang w:val="en-US"/>
-        </w:rPr>
-        <w:t>VPS</w:t>
-      </w:r>
-      <w:r>
-        <w:rPr>
-          <w:sz w:val="28"/>
-          <w:szCs w:val="28"/>
-        </w:rPr>
-        <w:t>,</w:t>
-      </w:r>
-      <w:r>
-        <w:rPr>
-          <w:sz w:val="28"/>
-          <w:szCs w:val="28"/>
-        </w:rPr>
-        <w:t xml:space="preserve"> ежемесячной оплате и т.д.</w:t>
-      </w:r>
-    </w:p>
-    <w:p>
-      <w:pPr>
-        <w:spacing w:line="360" w:lineRule="auto"/>
-        <w:ind w:firstLine="709"/>
-        <w:jc w:val="both"/>
-        <w:rPr>
-          <w:sz w:val="28"/>
-          <w:szCs w:val="28"/>
-        </w:rPr>
-      </w:pPr>
-      <w:r>
-        <w:rPr>
-          <w:sz w:val="28"/>
-          <w:szCs w:val="28"/>
-        </w:rPr>
-        <w:t>Постусловие:</w:t>
-      </w:r>
-      <w:r>
-        <w:rPr>
-          <w:sz w:val="28"/>
-          <w:szCs w:val="28"/>
-        </w:rPr>
-        <w:t xml:space="preserve"> пользователь, желающий посмотреть всю конфигурацию </w:t>
-      </w:r>
-      <w:r>
-        <w:rPr>
-          <w:sz w:val="28"/>
-          <w:szCs w:val="28"/>
-          <w:lang w:val="en-US"/>
-        </w:rPr>
-        <w:t>VPS</w:t>
-      </w:r>
-      <w:r>
-        <w:rPr>
-          <w:sz w:val="28"/>
-          <w:szCs w:val="28"/>
-        </w:rPr>
-        <w:t>, видит всю информацию на соответствующей странице.</w:t>
-      </w:r>
-    </w:p>
-    <w:p>
-      <w:pPr>
-        <w:spacing w:line="360" w:lineRule="auto"/>
-        <w:ind w:firstLine="709"/>
-        <w:jc w:val="both"/>
-        <w:rPr>
-          <w:sz w:val="28"/>
-          <w:szCs w:val="28"/>
-        </w:rPr>
-      </w:pPr>
-    </w:p>
-    <w:p>
-      <w:pPr>
-        <w:widowControl/>
-        <w:spacing w:line="360" w:lineRule="auto"/>
-        <w:jc w:val="center"/>
-      </w:pPr>
-      <w:r>
-        <w:lastRenderedPageBreak/>
-        <w:drawing>
-          <wp:inline distT="0" distB="0" distL="0" distR="0" wp14:anchorId="37F0399C" wp14:editId="15E5FDA2">
-            <wp:extent cx="5585460" cy="3299460"/>
-            <wp:effectExtent l="0" t="0" r="0" b="0"/>
-            <wp:docPr id="3" name="Рисунок 3"/>
-            <wp:cNvGraphicFramePr>
-              <a:graphicFrameLocks xmlns:a="http://schemas.openxmlformats.org/drawingml/2006/main" noChangeAspect="1"/>
-            </wp:cNvGraphicFramePr>
-            <a:graphic xmlns:a="http://schemas.openxmlformats.org/drawingml/2006/main">
-              <a:graphicData uri="http://schemas.openxmlformats.org/drawingml/2006/picture">
-                <pic:pic xmlns:pic="http://schemas.openxmlformats.org/drawingml/2006/picture">
-                  <pic:nvPicPr>
-                    <pic:cNvPr id="1" name=""/>
-                    <pic:cNvPicPr/>
-                  </pic:nvPicPr>
-                  <pic:blipFill rotWithShape="1">
-                    <a:blip r:embed="rId8"/>
-                    <a:srcRect l="1924" t="6570" r="4051" b="1660"/>
-                    <a:stretch/>
-                  </pic:blipFill>
-                  <pic:spPr bwMode="auto">
-                    <a:xfrm>
-                      <a:off x="0" y="0"/>
-                      <a:ext cx="5585460" cy="3299460"/>
-                    </a:xfrm>
-                    <a:prstGeom prst="rect">
-                      <a:avLst/>
-                    </a:prstGeom>
-                    <a:ln>
-                      <a:noFill/>
-                    </a:ln>
-                    <a:extLst>
-                      <a:ext uri="{53640926-AAD7-44D8-BBD7-CCE9431645EC}">
-                        <a14:shadowObscured xmlns:a14="http://schemas.microsoft.com/office/drawing/2010/main"/>
-                      </a:ext>
-                    </a:extLst>
-                  </pic:spPr>
-                </pic:pic>
-              </a:graphicData>
-            </a:graphic>
-          </wp:inline>
-        </w:drawing>
-      </w:r>
-    </w:p>
-    <w:p>
-      <w:pPr>
-        <w:spacing w:line="360" w:lineRule="auto"/>
-        <w:jc w:val="center"/>
-      </w:pPr>
-      <w:r>
-        <w:rPr>
-          <w:sz w:val="28"/>
-          <w:szCs w:val="28"/>
-        </w:rPr>
-        <w:t xml:space="preserve">Рисунок 2. </w:t>
-      </w:r>
-      <w:r>
-        <w:rPr>
-          <w:sz w:val="28"/>
-          <w:szCs w:val="28"/>
-        </w:rPr>
-        <w:t>Диаграмма классов.</w:t>
-      </w:r>
-    </w:p>
-    <w:p>
-      <w:pPr>
-        <w:spacing w:line="360" w:lineRule="auto"/>
-        <w:jc w:val="center"/>
-        <w:rPr>
-          <w:sz w:val="28"/>
-          <w:szCs w:val="28"/>
-        </w:rPr>
-      </w:pPr>
-    </w:p>
-    <w:p>
-      <w:pPr>
-        <w:spacing w:line="360" w:lineRule="auto"/>
-        <w:jc w:val="center"/>
-        <w:rPr>
-          <w:sz w:val="28"/>
-          <w:szCs w:val="28"/>
-        </w:rPr>
-      </w:pPr>
-      <w:r>
-        <w:rPr>
-          <w:sz w:val="28"/>
-          <w:szCs w:val="28"/>
-        </w:rPr>
-        <w:t>ВЫВОД К РАБОТЕ:</w:t>
-      </w:r>
-    </w:p>
-    <w:p>
-      <w:pPr>
-        <w:spacing w:line="360" w:lineRule="auto"/>
-        <w:ind w:firstLine="708"/>
-        <w:jc w:val="both"/>
-        <w:rPr>
-          <w:sz w:val="28"/>
-        </w:rPr>
-      </w:pPr>
-      <w:r>
-        <w:rPr>
-          <w:sz w:val="28"/>
-        </w:rPr>
-        <w:t xml:space="preserve">Я научился моделировать взаимоотношения элементов внешней среды с элементами </w:t>
-      </w:r>
-      <w:r>
-        <w:rPr>
-          <w:sz w:val="28"/>
-        </w:rPr>
-        <w:t>проектируемой</w:t>
-      </w:r>
-      <w:r>
-        <w:rPr>
-          <w:sz w:val="28"/>
-        </w:rPr>
-        <w:t xml:space="preserve"> программной </w:t>
-      </w:r>
-      <w:r>
-        <w:rPr>
-          <w:sz w:val="28"/>
-        </w:rPr>
-        <w:t>системы</w:t>
-      </w:r>
-      <w:r>
-        <w:rPr>
-          <w:sz w:val="28"/>
-        </w:rPr>
-        <w:t xml:space="preserve"> через синтез прецедентов, их расширенное описание и включение диаграмму </w:t>
-      </w:r>
-      <w:proofErr w:type="spellStart"/>
-      <w:r>
-        <w:rPr>
-          <w:sz w:val="28"/>
-        </w:rPr>
-        <w:t>UseCase</w:t>
-      </w:r>
-      <w:proofErr w:type="spellEnd"/>
-      <w:r>
-        <w:rPr>
-          <w:sz w:val="28"/>
-        </w:rPr>
-        <w:t xml:space="preserve">. </w:t>
-      </w:r>
-    </w:p>
-    <w:p>
-      <w:pPr>
-        <w:spacing w:line="360" w:lineRule="auto"/>
-        <w:ind w:firstLine="708"/>
-        <w:jc w:val="both"/>
-        <w:rPr>
-          <w:sz w:val="28"/>
-        </w:rPr>
-      </w:pPr>
-      <w:r>
-        <w:rPr>
-          <w:sz w:val="28"/>
-        </w:rPr>
-        <w:t>Выполнил анализ объекта информатиза0ции и смоделировал структуры будущей программной системы на верхнем уровне в виде конечных диаграмм классов.</w:t>
+        <w:t>Я п</w:t>
+      </w:r>
+      <w:r>
+        <w:rPr>
+          <w:sz w:val="28"/>
+        </w:rPr>
+        <w:t>ознакоми</w:t>
+      </w:r>
+      <w:r>
+        <w:rPr>
+          <w:sz w:val="28"/>
+        </w:rPr>
+        <w:t>л</w:t>
+      </w:r>
+      <w:r>
+        <w:rPr>
+          <w:sz w:val="28"/>
+        </w:rPr>
+        <w:t>ся c микросервисной архитектурой и освои</w:t>
+      </w:r>
+      <w:r>
+        <w:rPr>
+          <w:sz w:val="28"/>
+        </w:rPr>
+        <w:t>л</w:t>
+      </w:r>
+      <w:r>
+        <w:rPr>
+          <w:sz w:val="28"/>
+        </w:rPr>
+        <w:t xml:space="preserve"> принципы разработки микросервиса, как базового элемента данной архитектуры, в среде .NET </w:t>
       </w:r>
     </w:p>
     <w:sectPr>
-      <w:footerReference w:type="even" r:id="rId9"/>
-      <w:footerReference w:type="default" r:id="rId10"/>
-      <w:footerReference w:type="first" r:id="rId11"/>
+      <w:footerReference w:type="even" r:id="rId7"/>
+      <w:footerReference w:type="default" r:id="rId8"/>
+      <w:footerReference w:type="first" r:id="rId9"/>
       <w:pgSz w:w="11906" w:h="16838"/>
       <w:pgMar w:top="1134" w:right="850" w:bottom="1134" w:left="1701" w:header="0" w:footer="708" w:gutter="0"/>
       <w:cols w:space="720"/>
@@ -3071,7 +1815,7 @@
   <w:style w:type="paragraph" w:default="1" w:styleId="a">
     <w:name w:val="Normal"/>
     <w:qFormat/>
-    <w:rsid w:val="00556DFC"/>
+    <w:rsid w:val="00772DFD"/>
     <w:pPr>
       <w:widowControl w:val="0"/>
     </w:pPr>
@@ -3085,7 +1829,6 @@
   <w:style w:type="character" w:default="1" w:styleId="a0">
     <w:name w:val="Default Paragraph Font"/>
     <w:uiPriority w:val="1"/>
-    <w:semiHidden/>
     <w:unhideWhenUsed/>
   </w:style>
   <w:style w:type="table" w:default="1" w:styleId="a1">

--- a/tp/lab-3/ПРИ123-ТП-#03-Нямаа.docx
+++ b/tp/lab-3/ПРИ123-ТП-#03-Нямаа.docx
@@ -1015,25 +1015,2878 @@
         <w:rPr>
           <w:sz w:val="28"/>
         </w:rPr>
-        <w:t>Для выполнения данной работы была выбрана тема «Прототип сервиса сдачи в аренду виртуальных машин (VPS)». Все диаграммы были выполнены в веб-приложении Visual Studio Paradigm.</w:t>
+        <w:t xml:space="preserve">Для выполнения данной работы была выбрана тема «Прототип сервиса сдачи в аренду виртуальных машин (VPS)». </w:t>
+      </w:r>
+      <w:r>
+        <w:rPr>
+          <w:sz w:val="28"/>
+        </w:rPr>
+        <w:t>В ходе реализации микросервисной архитектуры применялся подход «</w:t>
+      </w:r>
+      <w:r>
+        <w:rPr>
+          <w:sz w:val="28"/>
+          <w:lang w:val="en-US"/>
+        </w:rPr>
+        <w:t>code</w:t>
+      </w:r>
+      <w:r>
+        <w:rPr>
+          <w:sz w:val="28"/>
+        </w:rPr>
+        <w:t>-</w:t>
+      </w:r>
+      <w:r>
+        <w:rPr>
+          <w:sz w:val="28"/>
+          <w:lang w:val="en-US"/>
+        </w:rPr>
+        <w:t>first</w:t>
+      </w:r>
+      <w:r>
+        <w:rPr>
+          <w:sz w:val="28"/>
+        </w:rPr>
+        <w:t xml:space="preserve">» и фреймворк </w:t>
+      </w:r>
+      <w:r>
+        <w:rPr>
+          <w:sz w:val="28"/>
+          <w:lang w:val="en-US"/>
+        </w:rPr>
+        <w:t>EntityFramework</w:t>
+      </w:r>
+      <w:r>
+        <w:rPr>
+          <w:sz w:val="28"/>
+        </w:rPr>
+        <w:t xml:space="preserve"> </w:t>
+      </w:r>
+      <w:r>
+        <w:rPr>
+          <w:sz w:val="28"/>
+        </w:rPr>
+        <w:t xml:space="preserve">для работы с миграциями, а также </w:t>
+      </w:r>
+      <w:r>
+        <w:rPr>
+          <w:sz w:val="28"/>
+          <w:lang w:val="en-US"/>
+        </w:rPr>
+        <w:t>Swagger</w:t>
+      </w:r>
+      <w:r>
+        <w:rPr>
+          <w:sz w:val="28"/>
+        </w:rPr>
+        <w:t xml:space="preserve"> </w:t>
+      </w:r>
+      <w:r>
+        <w:rPr>
+          <w:sz w:val="28"/>
+        </w:rPr>
+        <w:t xml:space="preserve">для автоматической создании документации и </w:t>
+      </w:r>
+      <w:r>
+        <w:rPr>
+          <w:sz w:val="28"/>
+          <w:lang w:val="en-US"/>
+        </w:rPr>
+        <w:t>Postman</w:t>
+      </w:r>
+      <w:r>
+        <w:rPr>
+          <w:sz w:val="28"/>
+        </w:rPr>
+        <w:t xml:space="preserve"> </w:t>
+      </w:r>
+      <w:r>
+        <w:rPr>
+          <w:sz w:val="28"/>
+        </w:rPr>
+        <w:t xml:space="preserve">для более гибкого взаимодействия с </w:t>
+      </w:r>
+      <w:r>
+        <w:rPr>
+          <w:sz w:val="28"/>
+          <w:lang w:val="en-US"/>
+        </w:rPr>
+        <w:t>API</w:t>
+      </w:r>
+      <w:r>
+        <w:rPr>
+          <w:sz w:val="28"/>
+        </w:rPr>
+        <w:t>.</w:t>
+      </w:r>
+      <w:r>
+        <w:rPr>
+          <w:sz w:val="28"/>
+        </w:rPr>
+        <w:t xml:space="preserve"> </w:t>
+      </w:r>
+      <w:r>
+        <w:rPr>
+          <w:sz w:val="28"/>
+        </w:rPr>
+        <w:t xml:space="preserve">Весь исходный код приложения находится в </w:t>
+      </w:r>
+      <w:r>
+        <w:rPr>
+          <w:sz w:val="28"/>
+          <w:lang w:val="en-US"/>
+        </w:rPr>
+        <w:t>GitHub</w:t>
+      </w:r>
+      <w:r>
+        <w:rPr>
+          <w:sz w:val="28"/>
+        </w:rPr>
+        <w:t xml:space="preserve"> </w:t>
+      </w:r>
+      <w:r>
+        <w:rPr>
+          <w:sz w:val="28"/>
+        </w:rPr>
+        <w:t xml:space="preserve">репозитории по </w:t>
+      </w:r>
+      <w:r>
+        <w:rPr>
+          <w:sz w:val="28"/>
+          <w:lang w:val="en-US"/>
+        </w:rPr>
+        <w:t>URL</w:t>
+      </w:r>
+      <w:r>
+        <w:rPr>
+          <w:sz w:val="28"/>
+        </w:rPr>
+        <w:t xml:space="preserve"> - </w:t>
+      </w:r>
+      <w:hyperlink r:id="rId7" w:history="1">
+        <w:r>
+          <w:rPr>
+            <w:rStyle w:val="af2"/>
+            <w:sz w:val="28"/>
+          </w:rPr>
+          <w:t>https://github.com/Arnfourm/university-3c5s/tree/main/tp/lab-3/rentVPSmicroservices</w:t>
+        </w:r>
+      </w:hyperlink>
+      <w:r>
+        <w:rPr>
+          <w:sz w:val="28"/>
+        </w:rPr>
+        <w:t>.</w:t>
+      </w:r>
+    </w:p>
+    <w:p>
+      <w:pPr>
+        <w:spacing w:line="360" w:lineRule="auto"/>
+        <w:ind w:firstLine="709"/>
+        <w:jc w:val="both"/>
+        <w:rPr>
+          <w:sz w:val="28"/>
+        </w:rPr>
+      </w:pPr>
+      <w:r>
+        <w:rPr>
+          <w:sz w:val="28"/>
+        </w:rPr>
+        <w:t>При выполнении лабораторной работы были созданы 3 микросервиса: взаимодействие с пользователями, взаимодействия с готовыми конфигурациями и заказы. Код для примера был использован из микросервиса заказы.</w:t>
+      </w:r>
+    </w:p>
+    <w:p>
+      <w:pPr>
+        <w:spacing w:line="360" w:lineRule="auto"/>
+        <w:ind w:firstLine="709"/>
+        <w:jc w:val="both"/>
+        <w:rPr>
+          <w:sz w:val="28"/>
+        </w:rPr>
+      </w:pPr>
+      <w:r>
+        <w:rPr>
+          <w:sz w:val="28"/>
+        </w:rPr>
+        <w:t>Листинг модели:</w:t>
+      </w:r>
+    </w:p>
+    <w:p>
+      <w:pPr>
+        <w:spacing w:line="360" w:lineRule="auto"/>
+        <w:ind w:firstLine="709"/>
+        <w:jc w:val="both"/>
+        <w:rPr>
+          <w:rFonts w:ascii="Courier New" w:hAnsi="Courier New" w:cs="Courier New"/>
+          <w:sz w:val="20"/>
+          <w:lang w:val="en-US"/>
+        </w:rPr>
+      </w:pPr>
+      <w:r>
+        <w:rPr>
+          <w:rFonts w:ascii="Courier New" w:hAnsi="Courier New" w:cs="Courier New"/>
+          <w:sz w:val="20"/>
+          <w:lang w:val="en-US"/>
+        </w:rPr>
+        <w:t>namespace rentVPSmicroservices.microserviceOrders.Models</w:t>
+      </w:r>
+    </w:p>
+    <w:p>
+      <w:pPr>
+        <w:spacing w:line="360" w:lineRule="auto"/>
+        <w:ind w:firstLine="709"/>
+        <w:jc w:val="both"/>
+        <w:rPr>
+          <w:rFonts w:ascii="Courier New" w:hAnsi="Courier New" w:cs="Courier New"/>
+          <w:sz w:val="20"/>
+          <w:lang w:val="en-US"/>
+        </w:rPr>
+      </w:pPr>
+      <w:r>
+        <w:rPr>
+          <w:rFonts w:ascii="Courier New" w:hAnsi="Courier New" w:cs="Courier New"/>
+          <w:sz w:val="20"/>
+          <w:lang w:val="en-US"/>
+        </w:rPr>
+        <w:t>{</w:t>
+      </w:r>
+    </w:p>
+    <w:p>
+      <w:pPr>
+        <w:spacing w:line="360" w:lineRule="auto"/>
+        <w:ind w:firstLine="709"/>
+        <w:jc w:val="both"/>
+        <w:rPr>
+          <w:rFonts w:ascii="Courier New" w:hAnsi="Courier New" w:cs="Courier New"/>
+          <w:sz w:val="20"/>
+          <w:lang w:val="en-US"/>
+        </w:rPr>
+      </w:pPr>
+      <w:r>
+        <w:rPr>
+          <w:rFonts w:ascii="Courier New" w:hAnsi="Courier New" w:cs="Courier New"/>
+          <w:sz w:val="20"/>
+          <w:lang w:val="en-US"/>
+        </w:rPr>
+        <w:t xml:space="preserve">    public class Order</w:t>
+      </w:r>
+    </w:p>
+    <w:p>
+      <w:pPr>
+        <w:spacing w:line="360" w:lineRule="auto"/>
+        <w:ind w:firstLine="709"/>
+        <w:jc w:val="both"/>
+        <w:rPr>
+          <w:rFonts w:ascii="Courier New" w:hAnsi="Courier New" w:cs="Courier New"/>
+          <w:sz w:val="20"/>
+          <w:lang w:val="en-US"/>
+        </w:rPr>
+      </w:pPr>
+      <w:r>
+        <w:rPr>
+          <w:rFonts w:ascii="Courier New" w:hAnsi="Courier New" w:cs="Courier New"/>
+          <w:sz w:val="20"/>
+          <w:lang w:val="en-US"/>
+        </w:rPr>
+        <w:t xml:space="preserve">    {</w:t>
+      </w:r>
+    </w:p>
+    <w:p>
+      <w:pPr>
+        <w:spacing w:line="360" w:lineRule="auto"/>
+        <w:ind w:firstLine="709"/>
+        <w:jc w:val="both"/>
+        <w:rPr>
+          <w:rFonts w:ascii="Courier New" w:hAnsi="Courier New" w:cs="Courier New"/>
+          <w:sz w:val="20"/>
+          <w:lang w:val="en-US"/>
+        </w:rPr>
+      </w:pPr>
+      <w:r>
+        <w:rPr>
+          <w:rFonts w:ascii="Courier New" w:hAnsi="Courier New" w:cs="Courier New"/>
+          <w:sz w:val="20"/>
+          <w:lang w:val="en-US"/>
+        </w:rPr>
+        <w:t xml:space="preserve">        [DatabaseGenerated(DatabaseGeneratedOption.Identity)]</w:t>
+      </w:r>
+    </w:p>
+    <w:p>
+      <w:pPr>
+        <w:spacing w:line="360" w:lineRule="auto"/>
+        <w:ind w:firstLine="709"/>
+        <w:jc w:val="both"/>
+        <w:rPr>
+          <w:rFonts w:ascii="Courier New" w:hAnsi="Courier New" w:cs="Courier New"/>
+          <w:sz w:val="20"/>
+          <w:lang w:val="en-US"/>
+        </w:rPr>
+      </w:pPr>
+      <w:r>
+        <w:rPr>
+          <w:rFonts w:ascii="Courier New" w:hAnsi="Courier New" w:cs="Courier New"/>
+          <w:sz w:val="20"/>
+          <w:lang w:val="en-US"/>
+        </w:rPr>
+        <w:t xml:space="preserve">        [Key]</w:t>
+      </w:r>
+    </w:p>
+    <w:p>
+      <w:pPr>
+        <w:spacing w:line="360" w:lineRule="auto"/>
+        <w:ind w:firstLine="709"/>
+        <w:jc w:val="both"/>
+        <w:rPr>
+          <w:rFonts w:ascii="Courier New" w:hAnsi="Courier New" w:cs="Courier New"/>
+          <w:sz w:val="20"/>
+          <w:lang w:val="en-US"/>
+        </w:rPr>
+      </w:pPr>
+      <w:r>
+        <w:rPr>
+          <w:rFonts w:ascii="Courier New" w:hAnsi="Courier New" w:cs="Courier New"/>
+          <w:sz w:val="20"/>
+          <w:lang w:val="en-US"/>
+        </w:rPr>
+        <w:t xml:space="preserve">        public Guid id { get; set; }</w:t>
+      </w:r>
+    </w:p>
+    <w:p>
+      <w:pPr>
+        <w:spacing w:line="360" w:lineRule="auto"/>
+        <w:ind w:firstLine="709"/>
+        <w:jc w:val="both"/>
+        <w:rPr>
+          <w:rFonts w:ascii="Courier New" w:hAnsi="Courier New" w:cs="Courier New"/>
+          <w:sz w:val="20"/>
+          <w:lang w:val="en-US"/>
+        </w:rPr>
+      </w:pPr>
+      <w:r>
+        <w:rPr>
+          <w:rFonts w:ascii="Courier New" w:hAnsi="Courier New" w:cs="Courier New"/>
+          <w:sz w:val="20"/>
+          <w:lang w:val="en-US"/>
+        </w:rPr>
+        <w:t xml:space="preserve">        public Guid userGuid { get; set; }</w:t>
+      </w:r>
+    </w:p>
+    <w:p>
+      <w:pPr>
+        <w:spacing w:line="360" w:lineRule="auto"/>
+        <w:ind w:firstLine="709"/>
+        <w:jc w:val="both"/>
+        <w:rPr>
+          <w:rFonts w:ascii="Courier New" w:hAnsi="Courier New" w:cs="Courier New"/>
+          <w:sz w:val="20"/>
+          <w:lang w:val="en-US"/>
+        </w:rPr>
+      </w:pPr>
+      <w:r>
+        <w:rPr>
+          <w:rFonts w:ascii="Courier New" w:hAnsi="Courier New" w:cs="Courier New"/>
+          <w:sz w:val="20"/>
+          <w:lang w:val="en-US"/>
+        </w:rPr>
+        <w:t xml:space="preserve">        public Guid configGuid { get; set; }</w:t>
+      </w:r>
+    </w:p>
+    <w:p>
+      <w:pPr>
+        <w:spacing w:line="360" w:lineRule="auto"/>
+        <w:ind w:firstLine="709"/>
+        <w:jc w:val="both"/>
+        <w:rPr>
+          <w:rFonts w:ascii="Courier New" w:hAnsi="Courier New" w:cs="Courier New"/>
+          <w:sz w:val="20"/>
+          <w:lang w:val="en-US"/>
+        </w:rPr>
+      </w:pPr>
+      <w:r>
+        <w:rPr>
+          <w:rFonts w:ascii="Courier New" w:hAnsi="Courier New" w:cs="Courier New"/>
+          <w:sz w:val="20"/>
+          <w:lang w:val="en-US"/>
+        </w:rPr>
+        <w:t xml:space="preserve">        public DateOnly date { get; set; }</w:t>
+      </w:r>
+    </w:p>
+    <w:p>
+      <w:pPr>
+        <w:spacing w:line="360" w:lineRule="auto"/>
+        <w:ind w:firstLine="709"/>
+        <w:jc w:val="both"/>
+        <w:rPr>
+          <w:rFonts w:ascii="Courier New" w:hAnsi="Courier New" w:cs="Courier New"/>
+          <w:sz w:val="20"/>
+          <w:lang w:val="en-US"/>
+        </w:rPr>
+      </w:pPr>
+      <w:r>
+        <w:rPr>
+          <w:rFonts w:ascii="Courier New" w:hAnsi="Courier New" w:cs="Courier New"/>
+          <w:sz w:val="20"/>
+          <w:lang w:val="en-US"/>
+        </w:rPr>
+        <w:t xml:space="preserve">        public float rentPerMonth { get; set; }</w:t>
+      </w:r>
+    </w:p>
+    <w:p>
+      <w:pPr>
+        <w:spacing w:line="360" w:lineRule="auto"/>
+        <w:ind w:firstLine="709"/>
+        <w:jc w:val="both"/>
+        <w:rPr>
+          <w:rFonts w:ascii="Courier New" w:hAnsi="Courier New" w:cs="Courier New"/>
+          <w:sz w:val="20"/>
+          <w:lang w:val="en-US"/>
+        </w:rPr>
+      </w:pPr>
+      <w:r>
+        <w:rPr>
+          <w:rFonts w:ascii="Courier New" w:hAnsi="Courier New" w:cs="Courier New"/>
+          <w:sz w:val="20"/>
+          <w:lang w:val="en-US"/>
+        </w:rPr>
+        <w:t xml:space="preserve">        </w:t>
+      </w:r>
+    </w:p>
+    <w:p>
+      <w:pPr>
+        <w:spacing w:line="360" w:lineRule="auto"/>
+        <w:ind w:firstLine="709"/>
+        <w:jc w:val="both"/>
+        <w:rPr>
+          <w:rFonts w:ascii="Courier New" w:hAnsi="Courier New" w:cs="Courier New"/>
+          <w:sz w:val="20"/>
+          <w:lang w:val="en-US"/>
+        </w:rPr>
+      </w:pPr>
+      <w:r>
+        <w:rPr>
+          <w:rFonts w:ascii="Courier New" w:hAnsi="Courier New" w:cs="Courier New"/>
+          <w:sz w:val="20"/>
+          <w:lang w:val="en-US"/>
+        </w:rPr>
+        <w:t xml:space="preserve">        public Order (Guid userGuid, Guid configGuid, DateOnly date, </w:t>
+      </w:r>
+      <w:r>
+        <w:rPr>
+          <w:rFonts w:ascii="Courier New" w:hAnsi="Courier New" w:cs="Courier New"/>
+          <w:sz w:val="20"/>
+          <w:lang w:val="en-US"/>
+        </w:rPr>
+        <w:lastRenderedPageBreak/>
+        <w:t>float rentPerMonth)</w:t>
+      </w:r>
+    </w:p>
+    <w:p>
+      <w:pPr>
+        <w:spacing w:line="360" w:lineRule="auto"/>
+        <w:ind w:firstLine="709"/>
+        <w:jc w:val="both"/>
+        <w:rPr>
+          <w:rFonts w:ascii="Courier New" w:hAnsi="Courier New" w:cs="Courier New"/>
+          <w:sz w:val="20"/>
+          <w:lang w:val="en-US"/>
+        </w:rPr>
+      </w:pPr>
+      <w:r>
+        <w:rPr>
+          <w:rFonts w:ascii="Courier New" w:hAnsi="Courier New" w:cs="Courier New"/>
+          <w:sz w:val="20"/>
+          <w:lang w:val="en-US"/>
+        </w:rPr>
+        <w:t xml:space="preserve">        {</w:t>
+      </w:r>
+    </w:p>
+    <w:p>
+      <w:pPr>
+        <w:spacing w:line="360" w:lineRule="auto"/>
+        <w:ind w:firstLine="709"/>
+        <w:jc w:val="both"/>
+        <w:rPr>
+          <w:rFonts w:ascii="Courier New" w:hAnsi="Courier New" w:cs="Courier New"/>
+          <w:sz w:val="20"/>
+          <w:lang w:val="en-US"/>
+        </w:rPr>
+      </w:pPr>
+      <w:r>
+        <w:rPr>
+          <w:rFonts w:ascii="Courier New" w:hAnsi="Courier New" w:cs="Courier New"/>
+          <w:sz w:val="20"/>
+          <w:lang w:val="en-US"/>
+        </w:rPr>
+        <w:t xml:space="preserve">            this.userGuid = userGuid;</w:t>
+      </w:r>
+    </w:p>
+    <w:p>
+      <w:pPr>
+        <w:spacing w:line="360" w:lineRule="auto"/>
+        <w:ind w:firstLine="709"/>
+        <w:jc w:val="both"/>
+        <w:rPr>
+          <w:rFonts w:ascii="Courier New" w:hAnsi="Courier New" w:cs="Courier New"/>
+          <w:sz w:val="20"/>
+          <w:lang w:val="en-US"/>
+        </w:rPr>
+      </w:pPr>
+      <w:r>
+        <w:rPr>
+          <w:rFonts w:ascii="Courier New" w:hAnsi="Courier New" w:cs="Courier New"/>
+          <w:sz w:val="20"/>
+          <w:lang w:val="en-US"/>
+        </w:rPr>
+        <w:t xml:space="preserve">            this.configGuid = configGuid;</w:t>
+      </w:r>
+    </w:p>
+    <w:p>
+      <w:pPr>
+        <w:spacing w:line="360" w:lineRule="auto"/>
+        <w:ind w:firstLine="709"/>
+        <w:jc w:val="both"/>
+        <w:rPr>
+          <w:rFonts w:ascii="Courier New" w:hAnsi="Courier New" w:cs="Courier New"/>
+          <w:sz w:val="20"/>
+          <w:lang w:val="en-US"/>
+        </w:rPr>
+      </w:pPr>
+      <w:r>
+        <w:rPr>
+          <w:rFonts w:ascii="Courier New" w:hAnsi="Courier New" w:cs="Courier New"/>
+          <w:sz w:val="20"/>
+          <w:lang w:val="en-US"/>
+        </w:rPr>
+        <w:t xml:space="preserve">            this.date = date;</w:t>
+      </w:r>
+    </w:p>
+    <w:p>
+      <w:pPr>
+        <w:spacing w:line="360" w:lineRule="auto"/>
+        <w:ind w:firstLine="709"/>
+        <w:jc w:val="both"/>
+        <w:rPr>
+          <w:rFonts w:ascii="Courier New" w:hAnsi="Courier New" w:cs="Courier New"/>
+          <w:sz w:val="20"/>
+          <w:lang w:val="en-US"/>
+        </w:rPr>
+      </w:pPr>
+      <w:r>
+        <w:rPr>
+          <w:rFonts w:ascii="Courier New" w:hAnsi="Courier New" w:cs="Courier New"/>
+          <w:sz w:val="20"/>
+          <w:lang w:val="en-US"/>
+        </w:rPr>
+        <w:t xml:space="preserve">            this.rentPerMonth = rentPerMonth;</w:t>
+      </w:r>
+    </w:p>
+    <w:p>
+      <w:pPr>
+        <w:spacing w:line="360" w:lineRule="auto"/>
+        <w:ind w:firstLine="709"/>
+        <w:jc w:val="both"/>
+        <w:rPr>
+          <w:rFonts w:ascii="Courier New" w:hAnsi="Courier New" w:cs="Courier New"/>
+          <w:sz w:val="20"/>
+        </w:rPr>
+      </w:pPr>
+      <w:r>
+        <w:rPr>
+          <w:rFonts w:ascii="Courier New" w:hAnsi="Courier New" w:cs="Courier New"/>
+          <w:sz w:val="20"/>
+          <w:lang w:val="en-US"/>
+        </w:rPr>
+        <w:t xml:space="preserve">        </w:t>
+      </w:r>
+      <w:r>
+        <w:rPr>
+          <w:rFonts w:ascii="Courier New" w:hAnsi="Courier New" w:cs="Courier New"/>
+          <w:sz w:val="20"/>
+        </w:rPr>
+        <w:t>}</w:t>
+      </w:r>
+    </w:p>
+    <w:p>
+      <w:pPr>
+        <w:spacing w:line="360" w:lineRule="auto"/>
+        <w:ind w:firstLine="709"/>
+        <w:jc w:val="both"/>
+        <w:rPr>
+          <w:rFonts w:ascii="Courier New" w:hAnsi="Courier New" w:cs="Courier New"/>
+          <w:sz w:val="20"/>
+        </w:rPr>
+      </w:pPr>
+      <w:r>
+        <w:rPr>
+          <w:rFonts w:ascii="Courier New" w:hAnsi="Courier New" w:cs="Courier New"/>
+          <w:sz w:val="20"/>
+        </w:rPr>
+        <w:t xml:space="preserve">    }</w:t>
+      </w:r>
+    </w:p>
+    <w:p>
+      <w:pPr>
+        <w:spacing w:line="360" w:lineRule="auto"/>
+        <w:ind w:firstLine="709"/>
+        <w:jc w:val="both"/>
+        <w:rPr>
+          <w:rFonts w:ascii="Courier New" w:hAnsi="Courier New" w:cs="Courier New"/>
+          <w:sz w:val="20"/>
+        </w:rPr>
+      </w:pPr>
+      <w:r>
+        <w:rPr>
+          <w:rFonts w:ascii="Courier New" w:hAnsi="Courier New" w:cs="Courier New"/>
+          <w:sz w:val="20"/>
+        </w:rPr>
+        <w:t>}</w:t>
+      </w:r>
+    </w:p>
+    <w:p>
+      <w:pPr>
+        <w:spacing w:line="360" w:lineRule="auto"/>
+        <w:ind w:firstLine="709"/>
+        <w:jc w:val="both"/>
+        <w:rPr>
+          <w:rFonts w:ascii="Courier New" w:hAnsi="Courier New" w:cs="Courier New"/>
+          <w:sz w:val="20"/>
+        </w:rPr>
+      </w:pPr>
+    </w:p>
+    <w:p>
+      <w:pPr>
+        <w:spacing w:line="360" w:lineRule="auto"/>
+        <w:ind w:firstLine="709"/>
+        <w:jc w:val="both"/>
+        <w:rPr>
+          <w:sz w:val="28"/>
+          <w:lang w:val="en-US"/>
+        </w:rPr>
+      </w:pPr>
+      <w:r>
+        <w:rPr>
+          <w:sz w:val="28"/>
+        </w:rPr>
+        <w:t>Листинг</w:t>
+      </w:r>
+      <w:r>
+        <w:rPr>
+          <w:sz w:val="28"/>
+          <w:lang w:val="en-US"/>
+        </w:rPr>
+        <w:t xml:space="preserve"> </w:t>
+      </w:r>
+      <w:r>
+        <w:rPr>
+          <w:sz w:val="28"/>
+        </w:rPr>
+        <w:t>модели</w:t>
+      </w:r>
+      <w:r>
+        <w:rPr>
+          <w:sz w:val="28"/>
+          <w:lang w:val="en-US"/>
+        </w:rPr>
+        <w:t>:</w:t>
+      </w:r>
+    </w:p>
+    <w:p>
+      <w:pPr>
+        <w:spacing w:line="360" w:lineRule="auto"/>
+        <w:ind w:firstLine="709"/>
+        <w:jc w:val="both"/>
+        <w:rPr>
+          <w:rFonts w:ascii="Courier New" w:hAnsi="Courier New" w:cs="Courier New"/>
+          <w:sz w:val="20"/>
+          <w:lang w:val="en-US"/>
+        </w:rPr>
+      </w:pPr>
+      <w:r>
+        <w:rPr>
+          <w:rFonts w:ascii="Courier New" w:hAnsi="Courier New" w:cs="Courier New"/>
+          <w:sz w:val="20"/>
+          <w:lang w:val="en-US"/>
+        </w:rPr>
+        <w:t>namespace rentVPSmicroservices.microserviceOrders.Controllers</w:t>
+      </w:r>
+    </w:p>
+    <w:p>
+      <w:pPr>
+        <w:spacing w:line="360" w:lineRule="auto"/>
+        <w:ind w:firstLine="709"/>
+        <w:jc w:val="both"/>
+        <w:rPr>
+          <w:rFonts w:ascii="Courier New" w:hAnsi="Courier New" w:cs="Courier New"/>
+          <w:sz w:val="20"/>
+          <w:lang w:val="en-US"/>
+        </w:rPr>
+      </w:pPr>
+      <w:r>
+        <w:rPr>
+          <w:rFonts w:ascii="Courier New" w:hAnsi="Courier New" w:cs="Courier New"/>
+          <w:sz w:val="20"/>
+          <w:lang w:val="en-US"/>
+        </w:rPr>
+        <w:t>{</w:t>
+      </w:r>
+    </w:p>
+    <w:p>
+      <w:pPr>
+        <w:spacing w:line="360" w:lineRule="auto"/>
+        <w:ind w:firstLine="709"/>
+        <w:jc w:val="both"/>
+        <w:rPr>
+          <w:rFonts w:ascii="Courier New" w:hAnsi="Courier New" w:cs="Courier New"/>
+          <w:sz w:val="20"/>
+          <w:lang w:val="en-US"/>
+        </w:rPr>
+      </w:pPr>
+      <w:r>
+        <w:rPr>
+          <w:rFonts w:ascii="Courier New" w:hAnsi="Courier New" w:cs="Courier New"/>
+          <w:sz w:val="20"/>
+          <w:lang w:val="en-US"/>
+        </w:rPr>
+        <w:t xml:space="preserve">    [Route("api/[controller]")]</w:t>
+      </w:r>
+    </w:p>
+    <w:p>
+      <w:pPr>
+        <w:spacing w:line="360" w:lineRule="auto"/>
+        <w:ind w:firstLine="709"/>
+        <w:jc w:val="both"/>
+        <w:rPr>
+          <w:rFonts w:ascii="Courier New" w:hAnsi="Courier New" w:cs="Courier New"/>
+          <w:sz w:val="20"/>
+          <w:lang w:val="en-US"/>
+        </w:rPr>
+      </w:pPr>
+      <w:r>
+        <w:rPr>
+          <w:rFonts w:ascii="Courier New" w:hAnsi="Courier New" w:cs="Courier New"/>
+          <w:sz w:val="20"/>
+          <w:lang w:val="en-US"/>
+        </w:rPr>
+        <w:t xml:space="preserve">    [ApiController]</w:t>
+      </w:r>
+    </w:p>
+    <w:p>
+      <w:pPr>
+        <w:spacing w:line="360" w:lineRule="auto"/>
+        <w:ind w:firstLine="709"/>
+        <w:jc w:val="both"/>
+        <w:rPr>
+          <w:rFonts w:ascii="Courier New" w:hAnsi="Courier New" w:cs="Courier New"/>
+          <w:sz w:val="20"/>
+          <w:lang w:val="en-US"/>
+        </w:rPr>
+      </w:pPr>
+      <w:r>
+        <w:rPr>
+          <w:rFonts w:ascii="Courier New" w:hAnsi="Courier New" w:cs="Courier New"/>
+          <w:sz w:val="20"/>
+          <w:lang w:val="en-US"/>
+        </w:rPr>
+        <w:t xml:space="preserve">    public class OrdersController : ControllerBase</w:t>
+      </w:r>
+    </w:p>
+    <w:p>
+      <w:pPr>
+        <w:spacing w:line="360" w:lineRule="auto"/>
+        <w:ind w:firstLine="709"/>
+        <w:jc w:val="both"/>
+        <w:rPr>
+          <w:rFonts w:ascii="Courier New" w:hAnsi="Courier New" w:cs="Courier New"/>
+          <w:sz w:val="20"/>
+          <w:lang w:val="en-US"/>
+        </w:rPr>
+      </w:pPr>
+      <w:r>
+        <w:rPr>
+          <w:rFonts w:ascii="Courier New" w:hAnsi="Courier New" w:cs="Courier New"/>
+          <w:sz w:val="20"/>
+          <w:lang w:val="en-US"/>
+        </w:rPr>
+        <w:t xml:space="preserve">    {</w:t>
+      </w:r>
+    </w:p>
+    <w:p>
+      <w:pPr>
+        <w:spacing w:line="360" w:lineRule="auto"/>
+        <w:ind w:firstLine="709"/>
+        <w:jc w:val="both"/>
+        <w:rPr>
+          <w:rFonts w:ascii="Courier New" w:hAnsi="Courier New" w:cs="Courier New"/>
+          <w:sz w:val="20"/>
+          <w:lang w:val="en-US"/>
+        </w:rPr>
+      </w:pPr>
+      <w:r>
+        <w:rPr>
+          <w:rFonts w:ascii="Courier New" w:hAnsi="Courier New" w:cs="Courier New"/>
+          <w:sz w:val="20"/>
+          <w:lang w:val="en-US"/>
+        </w:rPr>
+        <w:t xml:space="preserve">        private readonly OrderContext _context;</w:t>
+      </w:r>
+    </w:p>
+    <w:p>
+      <w:pPr>
+        <w:spacing w:line="360" w:lineRule="auto"/>
+        <w:ind w:firstLine="709"/>
+        <w:jc w:val="both"/>
+        <w:rPr>
+          <w:rFonts w:ascii="Courier New" w:hAnsi="Courier New" w:cs="Courier New"/>
+          <w:sz w:val="20"/>
+          <w:lang w:val="en-US"/>
+        </w:rPr>
+      </w:pPr>
+    </w:p>
+    <w:p>
+      <w:pPr>
+        <w:spacing w:line="360" w:lineRule="auto"/>
+        <w:ind w:firstLine="709"/>
+        <w:jc w:val="both"/>
+        <w:rPr>
+          <w:rFonts w:ascii="Courier New" w:hAnsi="Courier New" w:cs="Courier New"/>
+          <w:sz w:val="20"/>
+          <w:lang w:val="en-US"/>
+        </w:rPr>
+      </w:pPr>
+      <w:r>
+        <w:rPr>
+          <w:rFonts w:ascii="Courier New" w:hAnsi="Courier New" w:cs="Courier New"/>
+          <w:sz w:val="20"/>
+          <w:lang w:val="en-US"/>
+        </w:rPr>
+        <w:t xml:space="preserve">        public OrdersController(OrderContext context)</w:t>
+      </w:r>
+    </w:p>
+    <w:p>
+      <w:pPr>
+        <w:spacing w:line="360" w:lineRule="auto"/>
+        <w:ind w:firstLine="709"/>
+        <w:jc w:val="both"/>
+        <w:rPr>
+          <w:rFonts w:ascii="Courier New" w:hAnsi="Courier New" w:cs="Courier New"/>
+          <w:sz w:val="20"/>
+          <w:lang w:val="en-US"/>
+        </w:rPr>
+      </w:pPr>
+      <w:r>
+        <w:rPr>
+          <w:rFonts w:ascii="Courier New" w:hAnsi="Courier New" w:cs="Courier New"/>
+          <w:sz w:val="20"/>
+          <w:lang w:val="en-US"/>
+        </w:rPr>
+        <w:t xml:space="preserve">        {</w:t>
+      </w:r>
+    </w:p>
+    <w:p>
+      <w:pPr>
+        <w:spacing w:line="360" w:lineRule="auto"/>
+        <w:ind w:firstLine="709"/>
+        <w:jc w:val="both"/>
+        <w:rPr>
+          <w:rFonts w:ascii="Courier New" w:hAnsi="Courier New" w:cs="Courier New"/>
+          <w:sz w:val="20"/>
+          <w:lang w:val="en-US"/>
+        </w:rPr>
+      </w:pPr>
+      <w:r>
+        <w:rPr>
+          <w:rFonts w:ascii="Courier New" w:hAnsi="Courier New" w:cs="Courier New"/>
+          <w:sz w:val="20"/>
+          <w:lang w:val="en-US"/>
+        </w:rPr>
+        <w:t xml:space="preserve">            _context = context;</w:t>
+      </w:r>
+    </w:p>
+    <w:p>
+      <w:pPr>
+        <w:spacing w:line="360" w:lineRule="auto"/>
+        <w:ind w:firstLine="709"/>
+        <w:jc w:val="both"/>
+        <w:rPr>
+          <w:rFonts w:ascii="Courier New" w:hAnsi="Courier New" w:cs="Courier New"/>
+          <w:sz w:val="20"/>
+          <w:lang w:val="en-US"/>
+        </w:rPr>
+      </w:pPr>
+      <w:r>
+        <w:rPr>
+          <w:rFonts w:ascii="Courier New" w:hAnsi="Courier New" w:cs="Courier New"/>
+          <w:sz w:val="20"/>
+          <w:lang w:val="en-US"/>
+        </w:rPr>
+        <w:t xml:space="preserve">        }</w:t>
+      </w:r>
+    </w:p>
+    <w:p>
+      <w:pPr>
+        <w:spacing w:line="360" w:lineRule="auto"/>
+        <w:ind w:firstLine="709"/>
+        <w:jc w:val="both"/>
+        <w:rPr>
+          <w:rFonts w:ascii="Courier New" w:hAnsi="Courier New" w:cs="Courier New"/>
+          <w:sz w:val="20"/>
+          <w:lang w:val="en-US"/>
+        </w:rPr>
+      </w:pPr>
+    </w:p>
+    <w:p>
+      <w:pPr>
+        <w:spacing w:line="360" w:lineRule="auto"/>
+        <w:ind w:firstLine="709"/>
+        <w:jc w:val="both"/>
+        <w:rPr>
+          <w:rFonts w:ascii="Courier New" w:hAnsi="Courier New" w:cs="Courier New"/>
+          <w:sz w:val="20"/>
+          <w:lang w:val="en-US"/>
+        </w:rPr>
+      </w:pPr>
+      <w:r>
+        <w:rPr>
+          <w:rFonts w:ascii="Courier New" w:hAnsi="Courier New" w:cs="Courier New"/>
+          <w:sz w:val="20"/>
+          <w:lang w:val="en-US"/>
+        </w:rPr>
+        <w:t xml:space="preserve">        // GET: api/Orders</w:t>
+      </w:r>
+    </w:p>
+    <w:p>
+      <w:pPr>
+        <w:spacing w:line="360" w:lineRule="auto"/>
+        <w:ind w:firstLine="709"/>
+        <w:jc w:val="both"/>
+        <w:rPr>
+          <w:rFonts w:ascii="Courier New" w:hAnsi="Courier New" w:cs="Courier New"/>
+          <w:sz w:val="20"/>
+          <w:lang w:val="en-US"/>
+        </w:rPr>
+      </w:pPr>
+      <w:r>
+        <w:rPr>
+          <w:rFonts w:ascii="Courier New" w:hAnsi="Courier New" w:cs="Courier New"/>
+          <w:sz w:val="20"/>
+          <w:lang w:val="en-US"/>
+        </w:rPr>
+        <w:t xml:space="preserve">        [HttpGet]</w:t>
+      </w:r>
+    </w:p>
+    <w:p>
+      <w:pPr>
+        <w:spacing w:line="360" w:lineRule="auto"/>
+        <w:ind w:firstLine="709"/>
+        <w:jc w:val="both"/>
+        <w:rPr>
+          <w:rFonts w:ascii="Courier New" w:hAnsi="Courier New" w:cs="Courier New"/>
+          <w:sz w:val="20"/>
+          <w:lang w:val="en-US"/>
+        </w:rPr>
+      </w:pPr>
+      <w:r>
+        <w:rPr>
+          <w:rFonts w:ascii="Courier New" w:hAnsi="Courier New" w:cs="Courier New"/>
+          <w:sz w:val="20"/>
+          <w:lang w:val="en-US"/>
+        </w:rPr>
+        <w:t xml:space="preserve">        public async Task&lt;ActionResult&lt;IEnumerable&lt;Order&gt;&gt;&gt; GetOrders()</w:t>
+      </w:r>
+    </w:p>
+    <w:p>
+      <w:pPr>
+        <w:spacing w:line="360" w:lineRule="auto"/>
+        <w:ind w:firstLine="709"/>
+        <w:jc w:val="both"/>
+        <w:rPr>
+          <w:rFonts w:ascii="Courier New" w:hAnsi="Courier New" w:cs="Courier New"/>
+          <w:sz w:val="20"/>
+          <w:lang w:val="en-US"/>
+        </w:rPr>
+      </w:pPr>
+      <w:r>
+        <w:rPr>
+          <w:rFonts w:ascii="Courier New" w:hAnsi="Courier New" w:cs="Courier New"/>
+          <w:sz w:val="20"/>
+          <w:lang w:val="en-US"/>
+        </w:rPr>
+        <w:t xml:space="preserve">        {</w:t>
+      </w:r>
+    </w:p>
+    <w:p>
+      <w:pPr>
+        <w:spacing w:line="360" w:lineRule="auto"/>
+        <w:ind w:firstLine="709"/>
+        <w:jc w:val="both"/>
+        <w:rPr>
+          <w:rFonts w:ascii="Courier New" w:hAnsi="Courier New" w:cs="Courier New"/>
+          <w:sz w:val="20"/>
+          <w:lang w:val="en-US"/>
+        </w:rPr>
+      </w:pPr>
+      <w:r>
+        <w:rPr>
+          <w:rFonts w:ascii="Courier New" w:hAnsi="Courier New" w:cs="Courier New"/>
+          <w:sz w:val="20"/>
+          <w:lang w:val="en-US"/>
+        </w:rPr>
+        <w:t xml:space="preserve">            return await _context.Orders.ToListAsync();</w:t>
+      </w:r>
+    </w:p>
+    <w:p>
+      <w:pPr>
+        <w:spacing w:line="360" w:lineRule="auto"/>
+        <w:ind w:firstLine="709"/>
+        <w:jc w:val="both"/>
+        <w:rPr>
+          <w:rFonts w:ascii="Courier New" w:hAnsi="Courier New" w:cs="Courier New"/>
+          <w:sz w:val="20"/>
+          <w:lang w:val="en-US"/>
+        </w:rPr>
+      </w:pPr>
+      <w:r>
+        <w:rPr>
+          <w:rFonts w:ascii="Courier New" w:hAnsi="Courier New" w:cs="Courier New"/>
+          <w:sz w:val="20"/>
+          <w:lang w:val="en-US"/>
+        </w:rPr>
+        <w:t xml:space="preserve">        }</w:t>
+      </w:r>
+    </w:p>
+    <w:p>
+      <w:pPr>
+        <w:spacing w:line="360" w:lineRule="auto"/>
+        <w:ind w:firstLine="709"/>
+        <w:jc w:val="both"/>
+        <w:rPr>
+          <w:rFonts w:ascii="Courier New" w:hAnsi="Courier New" w:cs="Courier New"/>
+          <w:sz w:val="20"/>
+          <w:lang w:val="en-US"/>
+        </w:rPr>
+      </w:pPr>
+    </w:p>
+    <w:p>
+      <w:pPr>
+        <w:spacing w:line="360" w:lineRule="auto"/>
+        <w:ind w:firstLine="709"/>
+        <w:jc w:val="both"/>
+        <w:rPr>
+          <w:rFonts w:ascii="Courier New" w:hAnsi="Courier New" w:cs="Courier New"/>
+          <w:sz w:val="20"/>
+          <w:lang w:val="en-US"/>
+        </w:rPr>
+      </w:pPr>
+      <w:r>
+        <w:rPr>
+          <w:rFonts w:ascii="Courier New" w:hAnsi="Courier New" w:cs="Courier New"/>
+          <w:sz w:val="20"/>
+          <w:lang w:val="en-US"/>
+        </w:rPr>
+        <w:t xml:space="preserve">        // GET: api/Orders/5</w:t>
+      </w:r>
+    </w:p>
+    <w:p>
+      <w:pPr>
+        <w:spacing w:line="360" w:lineRule="auto"/>
+        <w:ind w:firstLine="709"/>
+        <w:jc w:val="both"/>
+        <w:rPr>
+          <w:rFonts w:ascii="Courier New" w:hAnsi="Courier New" w:cs="Courier New"/>
+          <w:sz w:val="20"/>
+          <w:lang w:val="en-US"/>
+        </w:rPr>
+      </w:pPr>
+      <w:r>
+        <w:rPr>
+          <w:rFonts w:ascii="Courier New" w:hAnsi="Courier New" w:cs="Courier New"/>
+          <w:sz w:val="20"/>
+          <w:lang w:val="en-US"/>
+        </w:rPr>
+        <w:t xml:space="preserve">        [HttpGet("{id}")]</w:t>
+      </w:r>
+    </w:p>
+    <w:p>
+      <w:pPr>
+        <w:spacing w:line="360" w:lineRule="auto"/>
+        <w:ind w:firstLine="709"/>
+        <w:jc w:val="both"/>
+        <w:rPr>
+          <w:rFonts w:ascii="Courier New" w:hAnsi="Courier New" w:cs="Courier New"/>
+          <w:sz w:val="20"/>
+          <w:lang w:val="en-US"/>
+        </w:rPr>
+      </w:pPr>
+      <w:r>
+        <w:rPr>
+          <w:rFonts w:ascii="Courier New" w:hAnsi="Courier New" w:cs="Courier New"/>
+          <w:sz w:val="20"/>
+          <w:lang w:val="en-US"/>
+        </w:rPr>
+        <w:t xml:space="preserve">        public async Task&lt;ActionResult&lt;Order&gt;&gt; GetOrder(Guid id)</w:t>
+      </w:r>
+    </w:p>
+    <w:p>
+      <w:pPr>
+        <w:spacing w:line="360" w:lineRule="auto"/>
+        <w:ind w:firstLine="709"/>
+        <w:jc w:val="both"/>
+        <w:rPr>
+          <w:rFonts w:ascii="Courier New" w:hAnsi="Courier New" w:cs="Courier New"/>
+          <w:sz w:val="20"/>
+          <w:lang w:val="en-US"/>
+        </w:rPr>
+      </w:pPr>
+      <w:r>
+        <w:rPr>
+          <w:rFonts w:ascii="Courier New" w:hAnsi="Courier New" w:cs="Courier New"/>
+          <w:sz w:val="20"/>
+          <w:lang w:val="en-US"/>
+        </w:rPr>
+        <w:t xml:space="preserve">        {</w:t>
+      </w:r>
+    </w:p>
+    <w:p>
+      <w:pPr>
+        <w:spacing w:line="360" w:lineRule="auto"/>
+        <w:ind w:firstLine="709"/>
+        <w:jc w:val="both"/>
+        <w:rPr>
+          <w:rFonts w:ascii="Courier New" w:hAnsi="Courier New" w:cs="Courier New"/>
+          <w:sz w:val="20"/>
+          <w:lang w:val="en-US"/>
+        </w:rPr>
+      </w:pPr>
+      <w:r>
+        <w:rPr>
+          <w:rFonts w:ascii="Courier New" w:hAnsi="Courier New" w:cs="Courier New"/>
+          <w:sz w:val="20"/>
+          <w:lang w:val="en-US"/>
+        </w:rPr>
+        <w:t xml:space="preserve">            var order = await _context.Orders.FindAsync(id);</w:t>
+      </w:r>
+    </w:p>
+    <w:p>
+      <w:pPr>
+        <w:spacing w:line="360" w:lineRule="auto"/>
+        <w:ind w:firstLine="709"/>
+        <w:jc w:val="both"/>
+        <w:rPr>
+          <w:rFonts w:ascii="Courier New" w:hAnsi="Courier New" w:cs="Courier New"/>
+          <w:sz w:val="20"/>
+          <w:lang w:val="en-US"/>
+        </w:rPr>
+      </w:pPr>
+    </w:p>
+    <w:p>
+      <w:pPr>
+        <w:spacing w:line="360" w:lineRule="auto"/>
+        <w:ind w:firstLine="709"/>
+        <w:jc w:val="both"/>
+        <w:rPr>
+          <w:rFonts w:ascii="Courier New" w:hAnsi="Courier New" w:cs="Courier New"/>
+          <w:sz w:val="20"/>
+          <w:lang w:val="en-US"/>
+        </w:rPr>
+      </w:pPr>
+      <w:r>
+        <w:rPr>
+          <w:rFonts w:ascii="Courier New" w:hAnsi="Courier New" w:cs="Courier New"/>
+          <w:sz w:val="20"/>
+          <w:lang w:val="en-US"/>
+        </w:rPr>
+        <w:t xml:space="preserve">            if (order == null)</w:t>
+      </w:r>
+    </w:p>
+    <w:p>
+      <w:pPr>
+        <w:spacing w:line="360" w:lineRule="auto"/>
+        <w:ind w:firstLine="709"/>
+        <w:jc w:val="both"/>
+        <w:rPr>
+          <w:rFonts w:ascii="Courier New" w:hAnsi="Courier New" w:cs="Courier New"/>
+          <w:sz w:val="20"/>
+          <w:lang w:val="en-US"/>
+        </w:rPr>
+      </w:pPr>
+      <w:r>
+        <w:rPr>
+          <w:rFonts w:ascii="Courier New" w:hAnsi="Courier New" w:cs="Courier New"/>
+          <w:sz w:val="20"/>
+          <w:lang w:val="en-US"/>
+        </w:rPr>
+        <w:t xml:space="preserve">            {</w:t>
+      </w:r>
+    </w:p>
+    <w:p>
+      <w:pPr>
+        <w:spacing w:line="360" w:lineRule="auto"/>
+        <w:ind w:firstLine="709"/>
+        <w:jc w:val="both"/>
+        <w:rPr>
+          <w:rFonts w:ascii="Courier New" w:hAnsi="Courier New" w:cs="Courier New"/>
+          <w:sz w:val="20"/>
+          <w:lang w:val="en-US"/>
+        </w:rPr>
+      </w:pPr>
+      <w:r>
+        <w:rPr>
+          <w:rFonts w:ascii="Courier New" w:hAnsi="Courier New" w:cs="Courier New"/>
+          <w:sz w:val="20"/>
+          <w:lang w:val="en-US"/>
+        </w:rPr>
+        <w:t xml:space="preserve">                return NotFound();</w:t>
+      </w:r>
+    </w:p>
+    <w:p>
+      <w:pPr>
+        <w:spacing w:line="360" w:lineRule="auto"/>
+        <w:ind w:firstLine="709"/>
+        <w:jc w:val="both"/>
+        <w:rPr>
+          <w:rFonts w:ascii="Courier New" w:hAnsi="Courier New" w:cs="Courier New"/>
+          <w:sz w:val="20"/>
+          <w:lang w:val="en-US"/>
+        </w:rPr>
+      </w:pPr>
+      <w:r>
+        <w:rPr>
+          <w:rFonts w:ascii="Courier New" w:hAnsi="Courier New" w:cs="Courier New"/>
+          <w:sz w:val="20"/>
+          <w:lang w:val="en-US"/>
+        </w:rPr>
+        <w:t xml:space="preserve">            }</w:t>
+      </w:r>
+    </w:p>
+    <w:p>
+      <w:pPr>
+        <w:spacing w:line="360" w:lineRule="auto"/>
+        <w:ind w:firstLine="709"/>
+        <w:jc w:val="both"/>
+        <w:rPr>
+          <w:rFonts w:ascii="Courier New" w:hAnsi="Courier New" w:cs="Courier New"/>
+          <w:sz w:val="20"/>
+          <w:lang w:val="en-US"/>
+        </w:rPr>
+      </w:pPr>
+    </w:p>
+    <w:p>
+      <w:pPr>
+        <w:spacing w:line="360" w:lineRule="auto"/>
+        <w:ind w:firstLine="709"/>
+        <w:jc w:val="both"/>
+        <w:rPr>
+          <w:rFonts w:ascii="Courier New" w:hAnsi="Courier New" w:cs="Courier New"/>
+          <w:sz w:val="20"/>
+          <w:lang w:val="en-US"/>
+        </w:rPr>
+      </w:pPr>
+      <w:r>
+        <w:rPr>
+          <w:rFonts w:ascii="Courier New" w:hAnsi="Courier New" w:cs="Courier New"/>
+          <w:sz w:val="20"/>
+          <w:lang w:val="en-US"/>
+        </w:rPr>
+        <w:lastRenderedPageBreak/>
+        <w:t xml:space="preserve">            return order;</w:t>
+      </w:r>
+    </w:p>
+    <w:p>
+      <w:pPr>
+        <w:spacing w:line="360" w:lineRule="auto"/>
+        <w:ind w:firstLine="709"/>
+        <w:jc w:val="both"/>
+        <w:rPr>
+          <w:rFonts w:ascii="Courier New" w:hAnsi="Courier New" w:cs="Courier New"/>
+          <w:sz w:val="20"/>
+          <w:lang w:val="en-US"/>
+        </w:rPr>
+      </w:pPr>
+      <w:r>
+        <w:rPr>
+          <w:rFonts w:ascii="Courier New" w:hAnsi="Courier New" w:cs="Courier New"/>
+          <w:sz w:val="20"/>
+          <w:lang w:val="en-US"/>
+        </w:rPr>
+        <w:t xml:space="preserve">        }</w:t>
+      </w:r>
+    </w:p>
+    <w:p>
+      <w:pPr>
+        <w:spacing w:line="360" w:lineRule="auto"/>
+        <w:ind w:firstLine="709"/>
+        <w:jc w:val="both"/>
+        <w:rPr>
+          <w:rFonts w:ascii="Courier New" w:hAnsi="Courier New" w:cs="Courier New"/>
+          <w:sz w:val="20"/>
+          <w:lang w:val="en-US"/>
+        </w:rPr>
+      </w:pPr>
+    </w:p>
+    <w:p>
+      <w:pPr>
+        <w:spacing w:line="360" w:lineRule="auto"/>
+        <w:ind w:firstLine="709"/>
+        <w:jc w:val="both"/>
+        <w:rPr>
+          <w:rFonts w:ascii="Courier New" w:hAnsi="Courier New" w:cs="Courier New"/>
+          <w:sz w:val="20"/>
+          <w:lang w:val="en-US"/>
+        </w:rPr>
+      </w:pPr>
+      <w:r>
+        <w:rPr>
+          <w:rFonts w:ascii="Courier New" w:hAnsi="Courier New" w:cs="Courier New"/>
+          <w:sz w:val="20"/>
+          <w:lang w:val="en-US"/>
+        </w:rPr>
+        <w:t xml:space="preserve">        // PUT: api/Orders/5</w:t>
+      </w:r>
+    </w:p>
+    <w:p>
+      <w:pPr>
+        <w:spacing w:line="360" w:lineRule="auto"/>
+        <w:ind w:firstLine="709"/>
+        <w:jc w:val="both"/>
+        <w:rPr>
+          <w:rFonts w:ascii="Courier New" w:hAnsi="Courier New" w:cs="Courier New"/>
+          <w:sz w:val="20"/>
+          <w:lang w:val="en-US"/>
+        </w:rPr>
+      </w:pPr>
+      <w:r>
+        <w:rPr>
+          <w:rFonts w:ascii="Courier New" w:hAnsi="Courier New" w:cs="Courier New"/>
+          <w:sz w:val="20"/>
+          <w:lang w:val="en-US"/>
+        </w:rPr>
+        <w:t xml:space="preserve">        // To protect from overposting attacks, see https://go.microsoft.com/fwlink/?linkid=2123754</w:t>
+      </w:r>
+    </w:p>
+    <w:p>
+      <w:pPr>
+        <w:spacing w:line="360" w:lineRule="auto"/>
+        <w:ind w:firstLine="709"/>
+        <w:jc w:val="both"/>
+        <w:rPr>
+          <w:rFonts w:ascii="Courier New" w:hAnsi="Courier New" w:cs="Courier New"/>
+          <w:sz w:val="20"/>
+          <w:lang w:val="en-US"/>
+        </w:rPr>
+      </w:pPr>
+      <w:r>
+        <w:rPr>
+          <w:rFonts w:ascii="Courier New" w:hAnsi="Courier New" w:cs="Courier New"/>
+          <w:sz w:val="20"/>
+          <w:lang w:val="en-US"/>
+        </w:rPr>
+        <w:t xml:space="preserve">        [HttpPut("{id}")]</w:t>
+      </w:r>
+    </w:p>
+    <w:p>
+      <w:pPr>
+        <w:spacing w:line="360" w:lineRule="auto"/>
+        <w:ind w:firstLine="709"/>
+        <w:jc w:val="both"/>
+        <w:rPr>
+          <w:rFonts w:ascii="Courier New" w:hAnsi="Courier New" w:cs="Courier New"/>
+          <w:sz w:val="20"/>
+          <w:lang w:val="en-US"/>
+        </w:rPr>
+      </w:pPr>
+      <w:r>
+        <w:rPr>
+          <w:rFonts w:ascii="Courier New" w:hAnsi="Courier New" w:cs="Courier New"/>
+          <w:sz w:val="20"/>
+          <w:lang w:val="en-US"/>
+        </w:rPr>
+        <w:t xml:space="preserve">        public async Task&lt;IActionResult&gt; PutOrder(Guid id, Order order)</w:t>
+      </w:r>
+    </w:p>
+    <w:p>
+      <w:pPr>
+        <w:spacing w:line="360" w:lineRule="auto"/>
+        <w:ind w:firstLine="709"/>
+        <w:jc w:val="both"/>
+        <w:rPr>
+          <w:rFonts w:ascii="Courier New" w:hAnsi="Courier New" w:cs="Courier New"/>
+          <w:sz w:val="20"/>
+          <w:lang w:val="en-US"/>
+        </w:rPr>
+      </w:pPr>
+      <w:r>
+        <w:rPr>
+          <w:rFonts w:ascii="Courier New" w:hAnsi="Courier New" w:cs="Courier New"/>
+          <w:sz w:val="20"/>
+          <w:lang w:val="en-US"/>
+        </w:rPr>
+        <w:t xml:space="preserve">        {</w:t>
+      </w:r>
+    </w:p>
+    <w:p>
+      <w:pPr>
+        <w:spacing w:line="360" w:lineRule="auto"/>
+        <w:ind w:firstLine="709"/>
+        <w:jc w:val="both"/>
+        <w:rPr>
+          <w:rFonts w:ascii="Courier New" w:hAnsi="Courier New" w:cs="Courier New"/>
+          <w:sz w:val="20"/>
+          <w:lang w:val="en-US"/>
+        </w:rPr>
+      </w:pPr>
+      <w:r>
+        <w:rPr>
+          <w:rFonts w:ascii="Courier New" w:hAnsi="Courier New" w:cs="Courier New"/>
+          <w:sz w:val="20"/>
+          <w:lang w:val="en-US"/>
+        </w:rPr>
+        <w:t xml:space="preserve">            if (id != order.id)</w:t>
+      </w:r>
+    </w:p>
+    <w:p>
+      <w:pPr>
+        <w:spacing w:line="360" w:lineRule="auto"/>
+        <w:ind w:firstLine="709"/>
+        <w:jc w:val="both"/>
+        <w:rPr>
+          <w:rFonts w:ascii="Courier New" w:hAnsi="Courier New" w:cs="Courier New"/>
+          <w:sz w:val="20"/>
+          <w:lang w:val="en-US"/>
+        </w:rPr>
+      </w:pPr>
+      <w:r>
+        <w:rPr>
+          <w:rFonts w:ascii="Courier New" w:hAnsi="Courier New" w:cs="Courier New"/>
+          <w:sz w:val="20"/>
+          <w:lang w:val="en-US"/>
+        </w:rPr>
+        <w:t xml:space="preserve">            {</w:t>
+      </w:r>
+    </w:p>
+    <w:p>
+      <w:pPr>
+        <w:spacing w:line="360" w:lineRule="auto"/>
+        <w:ind w:firstLine="709"/>
+        <w:jc w:val="both"/>
+        <w:rPr>
+          <w:rFonts w:ascii="Courier New" w:hAnsi="Courier New" w:cs="Courier New"/>
+          <w:sz w:val="20"/>
+          <w:lang w:val="en-US"/>
+        </w:rPr>
+      </w:pPr>
+      <w:r>
+        <w:rPr>
+          <w:rFonts w:ascii="Courier New" w:hAnsi="Courier New" w:cs="Courier New"/>
+          <w:sz w:val="20"/>
+          <w:lang w:val="en-US"/>
+        </w:rPr>
+        <w:t xml:space="preserve">                return BadRequest();</w:t>
+      </w:r>
+    </w:p>
+    <w:p>
+      <w:pPr>
+        <w:spacing w:line="360" w:lineRule="auto"/>
+        <w:ind w:firstLine="709"/>
+        <w:jc w:val="both"/>
+        <w:rPr>
+          <w:rFonts w:ascii="Courier New" w:hAnsi="Courier New" w:cs="Courier New"/>
+          <w:sz w:val="20"/>
+          <w:lang w:val="en-US"/>
+        </w:rPr>
+      </w:pPr>
+      <w:r>
+        <w:rPr>
+          <w:rFonts w:ascii="Courier New" w:hAnsi="Courier New" w:cs="Courier New"/>
+          <w:sz w:val="20"/>
+          <w:lang w:val="en-US"/>
+        </w:rPr>
+        <w:t xml:space="preserve">            }</w:t>
+      </w:r>
+    </w:p>
+    <w:p>
+      <w:pPr>
+        <w:spacing w:line="360" w:lineRule="auto"/>
+        <w:ind w:firstLine="709"/>
+        <w:jc w:val="both"/>
+        <w:rPr>
+          <w:rFonts w:ascii="Courier New" w:hAnsi="Courier New" w:cs="Courier New"/>
+          <w:sz w:val="20"/>
+          <w:lang w:val="en-US"/>
+        </w:rPr>
+      </w:pPr>
+    </w:p>
+    <w:p>
+      <w:pPr>
+        <w:spacing w:line="360" w:lineRule="auto"/>
+        <w:ind w:firstLine="709"/>
+        <w:jc w:val="both"/>
+        <w:rPr>
+          <w:rFonts w:ascii="Courier New" w:hAnsi="Courier New" w:cs="Courier New"/>
+          <w:sz w:val="20"/>
+          <w:lang w:val="en-US"/>
+        </w:rPr>
+      </w:pPr>
+      <w:r>
+        <w:rPr>
+          <w:rFonts w:ascii="Courier New" w:hAnsi="Courier New" w:cs="Courier New"/>
+          <w:sz w:val="20"/>
+          <w:lang w:val="en-US"/>
+        </w:rPr>
+        <w:t xml:space="preserve">            _context.Entry(order).State = EntityState.Modified;</w:t>
+      </w:r>
+    </w:p>
+    <w:p>
+      <w:pPr>
+        <w:spacing w:line="360" w:lineRule="auto"/>
+        <w:ind w:firstLine="709"/>
+        <w:jc w:val="both"/>
+        <w:rPr>
+          <w:rFonts w:ascii="Courier New" w:hAnsi="Courier New" w:cs="Courier New"/>
+          <w:sz w:val="20"/>
+          <w:lang w:val="en-US"/>
+        </w:rPr>
+      </w:pPr>
+    </w:p>
+    <w:p>
+      <w:pPr>
+        <w:spacing w:line="360" w:lineRule="auto"/>
+        <w:ind w:firstLine="709"/>
+        <w:jc w:val="both"/>
+        <w:rPr>
+          <w:rFonts w:ascii="Courier New" w:hAnsi="Courier New" w:cs="Courier New"/>
+          <w:sz w:val="20"/>
+          <w:lang w:val="en-US"/>
+        </w:rPr>
+      </w:pPr>
+      <w:r>
+        <w:rPr>
+          <w:rFonts w:ascii="Courier New" w:hAnsi="Courier New" w:cs="Courier New"/>
+          <w:sz w:val="20"/>
+          <w:lang w:val="en-US"/>
+        </w:rPr>
+        <w:t xml:space="preserve">            try</w:t>
+      </w:r>
+    </w:p>
+    <w:p>
+      <w:pPr>
+        <w:spacing w:line="360" w:lineRule="auto"/>
+        <w:ind w:firstLine="709"/>
+        <w:jc w:val="both"/>
+        <w:rPr>
+          <w:rFonts w:ascii="Courier New" w:hAnsi="Courier New" w:cs="Courier New"/>
+          <w:sz w:val="20"/>
+          <w:lang w:val="en-US"/>
+        </w:rPr>
+      </w:pPr>
+      <w:r>
+        <w:rPr>
+          <w:rFonts w:ascii="Courier New" w:hAnsi="Courier New" w:cs="Courier New"/>
+          <w:sz w:val="20"/>
+          <w:lang w:val="en-US"/>
+        </w:rPr>
+        <w:t xml:space="preserve">            {</w:t>
+      </w:r>
+    </w:p>
+    <w:p>
+      <w:pPr>
+        <w:spacing w:line="360" w:lineRule="auto"/>
+        <w:ind w:firstLine="709"/>
+        <w:jc w:val="both"/>
+        <w:rPr>
+          <w:rFonts w:ascii="Courier New" w:hAnsi="Courier New" w:cs="Courier New"/>
+          <w:sz w:val="20"/>
+          <w:lang w:val="en-US"/>
+        </w:rPr>
+      </w:pPr>
+      <w:r>
+        <w:rPr>
+          <w:rFonts w:ascii="Courier New" w:hAnsi="Courier New" w:cs="Courier New"/>
+          <w:sz w:val="20"/>
+          <w:lang w:val="en-US"/>
+        </w:rPr>
+        <w:t xml:space="preserve">                await _context.SaveChangesAsync();</w:t>
+      </w:r>
+    </w:p>
+    <w:p>
+      <w:pPr>
+        <w:spacing w:line="360" w:lineRule="auto"/>
+        <w:ind w:firstLine="709"/>
+        <w:jc w:val="both"/>
+        <w:rPr>
+          <w:rFonts w:ascii="Courier New" w:hAnsi="Courier New" w:cs="Courier New"/>
+          <w:sz w:val="20"/>
+          <w:lang w:val="en-US"/>
+        </w:rPr>
+      </w:pPr>
+      <w:r>
+        <w:rPr>
+          <w:rFonts w:ascii="Courier New" w:hAnsi="Courier New" w:cs="Courier New"/>
+          <w:sz w:val="20"/>
+          <w:lang w:val="en-US"/>
+        </w:rPr>
+        <w:t xml:space="preserve">            }</w:t>
+      </w:r>
+    </w:p>
+    <w:p>
+      <w:pPr>
+        <w:spacing w:line="360" w:lineRule="auto"/>
+        <w:ind w:firstLine="709"/>
+        <w:jc w:val="both"/>
+        <w:rPr>
+          <w:rFonts w:ascii="Courier New" w:hAnsi="Courier New" w:cs="Courier New"/>
+          <w:sz w:val="20"/>
+          <w:lang w:val="en-US"/>
+        </w:rPr>
+      </w:pPr>
+      <w:r>
+        <w:rPr>
+          <w:rFonts w:ascii="Courier New" w:hAnsi="Courier New" w:cs="Courier New"/>
+          <w:sz w:val="20"/>
+          <w:lang w:val="en-US"/>
+        </w:rPr>
+        <w:t xml:space="preserve">            catch (DbUpdateConcurrencyException)</w:t>
+      </w:r>
+    </w:p>
+    <w:p>
+      <w:pPr>
+        <w:spacing w:line="360" w:lineRule="auto"/>
+        <w:ind w:firstLine="709"/>
+        <w:jc w:val="both"/>
+        <w:rPr>
+          <w:rFonts w:ascii="Courier New" w:hAnsi="Courier New" w:cs="Courier New"/>
+          <w:sz w:val="20"/>
+          <w:lang w:val="en-US"/>
+        </w:rPr>
+      </w:pPr>
+      <w:r>
+        <w:rPr>
+          <w:rFonts w:ascii="Courier New" w:hAnsi="Courier New" w:cs="Courier New"/>
+          <w:sz w:val="20"/>
+          <w:lang w:val="en-US"/>
+        </w:rPr>
+        <w:t xml:space="preserve">            {</w:t>
+      </w:r>
+    </w:p>
+    <w:p>
+      <w:pPr>
+        <w:spacing w:line="360" w:lineRule="auto"/>
+        <w:ind w:firstLine="709"/>
+        <w:jc w:val="both"/>
+        <w:rPr>
+          <w:rFonts w:ascii="Courier New" w:hAnsi="Courier New" w:cs="Courier New"/>
+          <w:sz w:val="20"/>
+          <w:lang w:val="en-US"/>
+        </w:rPr>
+      </w:pPr>
+      <w:r>
+        <w:rPr>
+          <w:rFonts w:ascii="Courier New" w:hAnsi="Courier New" w:cs="Courier New"/>
+          <w:sz w:val="20"/>
+          <w:lang w:val="en-US"/>
+        </w:rPr>
+        <w:t xml:space="preserve">                if (!OrderExists(id))</w:t>
+      </w:r>
+    </w:p>
+    <w:p>
+      <w:pPr>
+        <w:spacing w:line="360" w:lineRule="auto"/>
+        <w:ind w:firstLine="709"/>
+        <w:jc w:val="both"/>
+        <w:rPr>
+          <w:rFonts w:ascii="Courier New" w:hAnsi="Courier New" w:cs="Courier New"/>
+          <w:sz w:val="20"/>
+          <w:lang w:val="en-US"/>
+        </w:rPr>
+      </w:pPr>
+      <w:r>
+        <w:rPr>
+          <w:rFonts w:ascii="Courier New" w:hAnsi="Courier New" w:cs="Courier New"/>
+          <w:sz w:val="20"/>
+          <w:lang w:val="en-US"/>
+        </w:rPr>
+        <w:t xml:space="preserve">                {</w:t>
+      </w:r>
+    </w:p>
+    <w:p>
+      <w:pPr>
+        <w:spacing w:line="360" w:lineRule="auto"/>
+        <w:ind w:firstLine="709"/>
+        <w:jc w:val="both"/>
+        <w:rPr>
+          <w:rFonts w:ascii="Courier New" w:hAnsi="Courier New" w:cs="Courier New"/>
+          <w:sz w:val="20"/>
+          <w:lang w:val="en-US"/>
+        </w:rPr>
+      </w:pPr>
+      <w:r>
+        <w:rPr>
+          <w:rFonts w:ascii="Courier New" w:hAnsi="Courier New" w:cs="Courier New"/>
+          <w:sz w:val="20"/>
+          <w:lang w:val="en-US"/>
+        </w:rPr>
+        <w:t xml:space="preserve">                    return NotFound();</w:t>
+      </w:r>
+    </w:p>
+    <w:p>
+      <w:pPr>
+        <w:spacing w:line="360" w:lineRule="auto"/>
+        <w:ind w:firstLine="709"/>
+        <w:jc w:val="both"/>
+        <w:rPr>
+          <w:rFonts w:ascii="Courier New" w:hAnsi="Courier New" w:cs="Courier New"/>
+          <w:sz w:val="20"/>
+          <w:lang w:val="en-US"/>
+        </w:rPr>
+      </w:pPr>
+      <w:r>
+        <w:rPr>
+          <w:rFonts w:ascii="Courier New" w:hAnsi="Courier New" w:cs="Courier New"/>
+          <w:sz w:val="20"/>
+          <w:lang w:val="en-US"/>
+        </w:rPr>
+        <w:t xml:space="preserve">                }</w:t>
+      </w:r>
+    </w:p>
+    <w:p>
+      <w:pPr>
+        <w:spacing w:line="360" w:lineRule="auto"/>
+        <w:ind w:firstLine="709"/>
+        <w:jc w:val="both"/>
+        <w:rPr>
+          <w:rFonts w:ascii="Courier New" w:hAnsi="Courier New" w:cs="Courier New"/>
+          <w:sz w:val="20"/>
+          <w:lang w:val="en-US"/>
+        </w:rPr>
+      </w:pPr>
+      <w:r>
+        <w:rPr>
+          <w:rFonts w:ascii="Courier New" w:hAnsi="Courier New" w:cs="Courier New"/>
+          <w:sz w:val="20"/>
+          <w:lang w:val="en-US"/>
+        </w:rPr>
+        <w:t xml:space="preserve">                else</w:t>
+      </w:r>
+    </w:p>
+    <w:p>
+      <w:pPr>
+        <w:spacing w:line="360" w:lineRule="auto"/>
+        <w:ind w:firstLine="709"/>
+        <w:jc w:val="both"/>
+        <w:rPr>
+          <w:rFonts w:ascii="Courier New" w:hAnsi="Courier New" w:cs="Courier New"/>
+          <w:sz w:val="20"/>
+          <w:lang w:val="en-US"/>
+        </w:rPr>
+      </w:pPr>
+      <w:r>
+        <w:rPr>
+          <w:rFonts w:ascii="Courier New" w:hAnsi="Courier New" w:cs="Courier New"/>
+          <w:sz w:val="20"/>
+          <w:lang w:val="en-US"/>
+        </w:rPr>
+        <w:t xml:space="preserve">                {</w:t>
+      </w:r>
+    </w:p>
+    <w:p>
+      <w:pPr>
+        <w:spacing w:line="360" w:lineRule="auto"/>
+        <w:ind w:firstLine="709"/>
+        <w:jc w:val="both"/>
+        <w:rPr>
+          <w:rFonts w:ascii="Courier New" w:hAnsi="Courier New" w:cs="Courier New"/>
+          <w:sz w:val="20"/>
+          <w:lang w:val="en-US"/>
+        </w:rPr>
+      </w:pPr>
+      <w:r>
+        <w:rPr>
+          <w:rFonts w:ascii="Courier New" w:hAnsi="Courier New" w:cs="Courier New"/>
+          <w:sz w:val="20"/>
+          <w:lang w:val="en-US"/>
+        </w:rPr>
+        <w:t xml:space="preserve">                    throw;</w:t>
+      </w:r>
+    </w:p>
+    <w:p>
+      <w:pPr>
+        <w:spacing w:line="360" w:lineRule="auto"/>
+        <w:ind w:firstLine="709"/>
+        <w:jc w:val="both"/>
+        <w:rPr>
+          <w:rFonts w:ascii="Courier New" w:hAnsi="Courier New" w:cs="Courier New"/>
+          <w:sz w:val="20"/>
+          <w:lang w:val="en-US"/>
+        </w:rPr>
+      </w:pPr>
+      <w:r>
+        <w:rPr>
+          <w:rFonts w:ascii="Courier New" w:hAnsi="Courier New" w:cs="Courier New"/>
+          <w:sz w:val="20"/>
+          <w:lang w:val="en-US"/>
+        </w:rPr>
+        <w:t xml:space="preserve">                }</w:t>
+      </w:r>
+    </w:p>
+    <w:p>
+      <w:pPr>
+        <w:spacing w:line="360" w:lineRule="auto"/>
+        <w:ind w:firstLine="709"/>
+        <w:jc w:val="both"/>
+        <w:rPr>
+          <w:rFonts w:ascii="Courier New" w:hAnsi="Courier New" w:cs="Courier New"/>
+          <w:sz w:val="20"/>
+          <w:lang w:val="en-US"/>
+        </w:rPr>
+      </w:pPr>
+      <w:r>
+        <w:rPr>
+          <w:rFonts w:ascii="Courier New" w:hAnsi="Courier New" w:cs="Courier New"/>
+          <w:sz w:val="20"/>
+          <w:lang w:val="en-US"/>
+        </w:rPr>
+        <w:t xml:space="preserve">            }</w:t>
+      </w:r>
+    </w:p>
+    <w:p>
+      <w:pPr>
+        <w:spacing w:line="360" w:lineRule="auto"/>
+        <w:ind w:firstLine="709"/>
+        <w:jc w:val="both"/>
+        <w:rPr>
+          <w:rFonts w:ascii="Courier New" w:hAnsi="Courier New" w:cs="Courier New"/>
+          <w:sz w:val="20"/>
+          <w:lang w:val="en-US"/>
+        </w:rPr>
+      </w:pPr>
+    </w:p>
+    <w:p>
+      <w:pPr>
+        <w:spacing w:line="360" w:lineRule="auto"/>
+        <w:ind w:firstLine="709"/>
+        <w:jc w:val="both"/>
+        <w:rPr>
+          <w:rFonts w:ascii="Courier New" w:hAnsi="Courier New" w:cs="Courier New"/>
+          <w:sz w:val="20"/>
+          <w:lang w:val="en-US"/>
+        </w:rPr>
+      </w:pPr>
+      <w:r>
+        <w:rPr>
+          <w:rFonts w:ascii="Courier New" w:hAnsi="Courier New" w:cs="Courier New"/>
+          <w:sz w:val="20"/>
+          <w:lang w:val="en-US"/>
+        </w:rPr>
+        <w:t xml:space="preserve">            return NoContent();</w:t>
+      </w:r>
+    </w:p>
+    <w:p>
+      <w:pPr>
+        <w:spacing w:line="360" w:lineRule="auto"/>
+        <w:ind w:firstLine="709"/>
+        <w:jc w:val="both"/>
+        <w:rPr>
+          <w:rFonts w:ascii="Courier New" w:hAnsi="Courier New" w:cs="Courier New"/>
+          <w:sz w:val="20"/>
+          <w:lang w:val="en-US"/>
+        </w:rPr>
+      </w:pPr>
+      <w:r>
+        <w:rPr>
+          <w:rFonts w:ascii="Courier New" w:hAnsi="Courier New" w:cs="Courier New"/>
+          <w:sz w:val="20"/>
+          <w:lang w:val="en-US"/>
+        </w:rPr>
+        <w:t xml:space="preserve">        }</w:t>
+      </w:r>
+    </w:p>
+    <w:p>
+      <w:pPr>
+        <w:spacing w:line="360" w:lineRule="auto"/>
+        <w:ind w:firstLine="709"/>
+        <w:jc w:val="both"/>
+        <w:rPr>
+          <w:rFonts w:ascii="Courier New" w:hAnsi="Courier New" w:cs="Courier New"/>
+          <w:sz w:val="20"/>
+          <w:lang w:val="en-US"/>
+        </w:rPr>
+      </w:pPr>
+    </w:p>
+    <w:p>
+      <w:pPr>
+        <w:spacing w:line="360" w:lineRule="auto"/>
+        <w:ind w:firstLine="709"/>
+        <w:jc w:val="both"/>
+        <w:rPr>
+          <w:rFonts w:ascii="Courier New" w:hAnsi="Courier New" w:cs="Courier New"/>
+          <w:sz w:val="20"/>
+          <w:lang w:val="en-US"/>
+        </w:rPr>
+      </w:pPr>
+      <w:r>
+        <w:rPr>
+          <w:rFonts w:ascii="Courier New" w:hAnsi="Courier New" w:cs="Courier New"/>
+          <w:sz w:val="20"/>
+          <w:lang w:val="en-US"/>
+        </w:rPr>
+        <w:t xml:space="preserve">        // POST: api/Orders</w:t>
+      </w:r>
+    </w:p>
+    <w:p>
+      <w:pPr>
+        <w:spacing w:line="360" w:lineRule="auto"/>
+        <w:ind w:firstLine="709"/>
+        <w:jc w:val="both"/>
+        <w:rPr>
+          <w:rFonts w:ascii="Courier New" w:hAnsi="Courier New" w:cs="Courier New"/>
+          <w:sz w:val="20"/>
+          <w:lang w:val="en-US"/>
+        </w:rPr>
+      </w:pPr>
+      <w:r>
+        <w:rPr>
+          <w:rFonts w:ascii="Courier New" w:hAnsi="Courier New" w:cs="Courier New"/>
+          <w:sz w:val="20"/>
+          <w:lang w:val="en-US"/>
+        </w:rPr>
+        <w:t xml:space="preserve">        // To protect from overposting attacks, see https://go.microsoft.com/fwlink/?linkid=2123754</w:t>
+      </w:r>
+    </w:p>
+    <w:p>
+      <w:pPr>
+        <w:spacing w:line="360" w:lineRule="auto"/>
+        <w:ind w:firstLine="709"/>
+        <w:jc w:val="both"/>
+        <w:rPr>
+          <w:rFonts w:ascii="Courier New" w:hAnsi="Courier New" w:cs="Courier New"/>
+          <w:sz w:val="20"/>
+          <w:lang w:val="en-US"/>
+        </w:rPr>
+      </w:pPr>
+      <w:r>
+        <w:rPr>
+          <w:rFonts w:ascii="Courier New" w:hAnsi="Courier New" w:cs="Courier New"/>
+          <w:sz w:val="20"/>
+          <w:lang w:val="en-US"/>
+        </w:rPr>
+        <w:t xml:space="preserve">        [HttpPost]</w:t>
+      </w:r>
+    </w:p>
+    <w:p>
+      <w:pPr>
+        <w:spacing w:line="360" w:lineRule="auto"/>
+        <w:ind w:firstLine="709"/>
+        <w:jc w:val="both"/>
+        <w:rPr>
+          <w:rFonts w:ascii="Courier New" w:hAnsi="Courier New" w:cs="Courier New"/>
+          <w:sz w:val="20"/>
+          <w:lang w:val="en-US"/>
+        </w:rPr>
+      </w:pPr>
+      <w:r>
+        <w:rPr>
+          <w:rFonts w:ascii="Courier New" w:hAnsi="Courier New" w:cs="Courier New"/>
+          <w:sz w:val="20"/>
+          <w:lang w:val="en-US"/>
+        </w:rPr>
+        <w:t xml:space="preserve">        public async Task&lt;ActionResult&lt;Order&gt;&gt; PostOrder(Order order)</w:t>
+      </w:r>
+    </w:p>
+    <w:p>
+      <w:pPr>
+        <w:spacing w:line="360" w:lineRule="auto"/>
+        <w:ind w:firstLine="709"/>
+        <w:jc w:val="both"/>
+        <w:rPr>
+          <w:rFonts w:ascii="Courier New" w:hAnsi="Courier New" w:cs="Courier New"/>
+          <w:sz w:val="20"/>
+          <w:lang w:val="en-US"/>
+        </w:rPr>
+      </w:pPr>
+      <w:r>
+        <w:rPr>
+          <w:rFonts w:ascii="Courier New" w:hAnsi="Courier New" w:cs="Courier New"/>
+          <w:sz w:val="20"/>
+          <w:lang w:val="en-US"/>
+        </w:rPr>
+        <w:t xml:space="preserve">        {</w:t>
+      </w:r>
+    </w:p>
+    <w:p>
+      <w:pPr>
+        <w:spacing w:line="360" w:lineRule="auto"/>
+        <w:ind w:firstLine="709"/>
+        <w:jc w:val="both"/>
+        <w:rPr>
+          <w:rFonts w:ascii="Courier New" w:hAnsi="Courier New" w:cs="Courier New"/>
+          <w:sz w:val="20"/>
+          <w:lang w:val="en-US"/>
+        </w:rPr>
+      </w:pPr>
+      <w:r>
+        <w:rPr>
+          <w:rFonts w:ascii="Courier New" w:hAnsi="Courier New" w:cs="Courier New"/>
+          <w:sz w:val="20"/>
+          <w:lang w:val="en-US"/>
+        </w:rPr>
+        <w:t xml:space="preserve">            _context.Orders.Add(order);</w:t>
+      </w:r>
+    </w:p>
+    <w:p>
+      <w:pPr>
+        <w:spacing w:line="360" w:lineRule="auto"/>
+        <w:ind w:firstLine="709"/>
+        <w:jc w:val="both"/>
+        <w:rPr>
+          <w:rFonts w:ascii="Courier New" w:hAnsi="Courier New" w:cs="Courier New"/>
+          <w:sz w:val="20"/>
+          <w:lang w:val="en-US"/>
+        </w:rPr>
+      </w:pPr>
+      <w:r>
+        <w:rPr>
+          <w:rFonts w:ascii="Courier New" w:hAnsi="Courier New" w:cs="Courier New"/>
+          <w:sz w:val="20"/>
+          <w:lang w:val="en-US"/>
+        </w:rPr>
+        <w:lastRenderedPageBreak/>
+        <w:t xml:space="preserve">            await _context.SaveChangesAsync();</w:t>
+      </w:r>
+    </w:p>
+    <w:p>
+      <w:pPr>
+        <w:spacing w:line="360" w:lineRule="auto"/>
+        <w:ind w:firstLine="709"/>
+        <w:jc w:val="both"/>
+        <w:rPr>
+          <w:rFonts w:ascii="Courier New" w:hAnsi="Courier New" w:cs="Courier New"/>
+          <w:sz w:val="20"/>
+          <w:lang w:val="en-US"/>
+        </w:rPr>
+      </w:pPr>
+    </w:p>
+    <w:p>
+      <w:pPr>
+        <w:spacing w:line="360" w:lineRule="auto"/>
+        <w:ind w:firstLine="709"/>
+        <w:jc w:val="both"/>
+        <w:rPr>
+          <w:rFonts w:ascii="Courier New" w:hAnsi="Courier New" w:cs="Courier New"/>
+          <w:sz w:val="20"/>
+          <w:lang w:val="en-US"/>
+        </w:rPr>
+      </w:pPr>
+      <w:r>
+        <w:rPr>
+          <w:rFonts w:ascii="Courier New" w:hAnsi="Courier New" w:cs="Courier New"/>
+          <w:sz w:val="20"/>
+          <w:lang w:val="en-US"/>
+        </w:rPr>
+        <w:t xml:space="preserve">            return CreatedAtAction("GetOrder", new { id = order.id }, order);</w:t>
+      </w:r>
+    </w:p>
+    <w:p>
+      <w:pPr>
+        <w:spacing w:line="360" w:lineRule="auto"/>
+        <w:ind w:firstLine="709"/>
+        <w:jc w:val="both"/>
+        <w:rPr>
+          <w:rFonts w:ascii="Courier New" w:hAnsi="Courier New" w:cs="Courier New"/>
+          <w:sz w:val="20"/>
+          <w:lang w:val="en-US"/>
+        </w:rPr>
+      </w:pPr>
+      <w:r>
+        <w:rPr>
+          <w:rFonts w:ascii="Courier New" w:hAnsi="Courier New" w:cs="Courier New"/>
+          <w:sz w:val="20"/>
+          <w:lang w:val="en-US"/>
+        </w:rPr>
+        <w:t xml:space="preserve">        }</w:t>
+      </w:r>
+    </w:p>
+    <w:p>
+      <w:pPr>
+        <w:spacing w:line="360" w:lineRule="auto"/>
+        <w:ind w:firstLine="709"/>
+        <w:jc w:val="both"/>
+        <w:rPr>
+          <w:rFonts w:ascii="Courier New" w:hAnsi="Courier New" w:cs="Courier New"/>
+          <w:sz w:val="20"/>
+          <w:lang w:val="en-US"/>
+        </w:rPr>
+      </w:pPr>
+    </w:p>
+    <w:p>
+      <w:pPr>
+        <w:spacing w:line="360" w:lineRule="auto"/>
+        <w:ind w:firstLine="709"/>
+        <w:jc w:val="both"/>
+        <w:rPr>
+          <w:rFonts w:ascii="Courier New" w:hAnsi="Courier New" w:cs="Courier New"/>
+          <w:sz w:val="20"/>
+          <w:lang w:val="en-US"/>
+        </w:rPr>
+      </w:pPr>
+      <w:r>
+        <w:rPr>
+          <w:rFonts w:ascii="Courier New" w:hAnsi="Courier New" w:cs="Courier New"/>
+          <w:sz w:val="20"/>
+          <w:lang w:val="en-US"/>
+        </w:rPr>
+        <w:t xml:space="preserve">        // DELETE: api/Orders/5</w:t>
+      </w:r>
+    </w:p>
+    <w:p>
+      <w:pPr>
+        <w:spacing w:line="360" w:lineRule="auto"/>
+        <w:ind w:firstLine="709"/>
+        <w:jc w:val="both"/>
+        <w:rPr>
+          <w:rFonts w:ascii="Courier New" w:hAnsi="Courier New" w:cs="Courier New"/>
+          <w:sz w:val="20"/>
+          <w:lang w:val="en-US"/>
+        </w:rPr>
+      </w:pPr>
+      <w:r>
+        <w:rPr>
+          <w:rFonts w:ascii="Courier New" w:hAnsi="Courier New" w:cs="Courier New"/>
+          <w:sz w:val="20"/>
+          <w:lang w:val="en-US"/>
+        </w:rPr>
+        <w:t xml:space="preserve">        [HttpDelete("{id}")]</w:t>
+      </w:r>
+    </w:p>
+    <w:p>
+      <w:pPr>
+        <w:spacing w:line="360" w:lineRule="auto"/>
+        <w:ind w:firstLine="709"/>
+        <w:jc w:val="both"/>
+        <w:rPr>
+          <w:rFonts w:ascii="Courier New" w:hAnsi="Courier New" w:cs="Courier New"/>
+          <w:sz w:val="20"/>
+          <w:lang w:val="en-US"/>
+        </w:rPr>
+      </w:pPr>
+      <w:r>
+        <w:rPr>
+          <w:rFonts w:ascii="Courier New" w:hAnsi="Courier New" w:cs="Courier New"/>
+          <w:sz w:val="20"/>
+          <w:lang w:val="en-US"/>
+        </w:rPr>
+        <w:t xml:space="preserve">        public async Task&lt;IActionResult&gt; DeleteOrder(Guid id)</w:t>
+      </w:r>
+    </w:p>
+    <w:p>
+      <w:pPr>
+        <w:spacing w:line="360" w:lineRule="auto"/>
+        <w:ind w:firstLine="709"/>
+        <w:jc w:val="both"/>
+        <w:rPr>
+          <w:rFonts w:ascii="Courier New" w:hAnsi="Courier New" w:cs="Courier New"/>
+          <w:sz w:val="20"/>
+          <w:lang w:val="en-US"/>
+        </w:rPr>
+      </w:pPr>
+      <w:r>
+        <w:rPr>
+          <w:rFonts w:ascii="Courier New" w:hAnsi="Courier New" w:cs="Courier New"/>
+          <w:sz w:val="20"/>
+          <w:lang w:val="en-US"/>
+        </w:rPr>
+        <w:t xml:space="preserve">        {</w:t>
+      </w:r>
+    </w:p>
+    <w:p>
+      <w:pPr>
+        <w:spacing w:line="360" w:lineRule="auto"/>
+        <w:ind w:firstLine="709"/>
+        <w:jc w:val="both"/>
+        <w:rPr>
+          <w:rFonts w:ascii="Courier New" w:hAnsi="Courier New" w:cs="Courier New"/>
+          <w:sz w:val="20"/>
+          <w:lang w:val="en-US"/>
+        </w:rPr>
+      </w:pPr>
+      <w:r>
+        <w:rPr>
+          <w:rFonts w:ascii="Courier New" w:hAnsi="Courier New" w:cs="Courier New"/>
+          <w:sz w:val="20"/>
+          <w:lang w:val="en-US"/>
+        </w:rPr>
+        <w:t xml:space="preserve">            var order = await _context.Orders.FindAsync(id);</w:t>
+      </w:r>
+    </w:p>
+    <w:p>
+      <w:pPr>
+        <w:spacing w:line="360" w:lineRule="auto"/>
+        <w:ind w:firstLine="709"/>
+        <w:jc w:val="both"/>
+        <w:rPr>
+          <w:rFonts w:ascii="Courier New" w:hAnsi="Courier New" w:cs="Courier New"/>
+          <w:sz w:val="20"/>
+          <w:lang w:val="en-US"/>
+        </w:rPr>
+      </w:pPr>
+      <w:r>
+        <w:rPr>
+          <w:rFonts w:ascii="Courier New" w:hAnsi="Courier New" w:cs="Courier New"/>
+          <w:sz w:val="20"/>
+          <w:lang w:val="en-US"/>
+        </w:rPr>
+        <w:t xml:space="preserve">            if (order == null)</w:t>
+      </w:r>
+    </w:p>
+    <w:p>
+      <w:pPr>
+        <w:spacing w:line="360" w:lineRule="auto"/>
+        <w:ind w:firstLine="709"/>
+        <w:jc w:val="both"/>
+        <w:rPr>
+          <w:rFonts w:ascii="Courier New" w:hAnsi="Courier New" w:cs="Courier New"/>
+          <w:sz w:val="20"/>
+          <w:lang w:val="en-US"/>
+        </w:rPr>
+      </w:pPr>
+      <w:r>
+        <w:rPr>
+          <w:rFonts w:ascii="Courier New" w:hAnsi="Courier New" w:cs="Courier New"/>
+          <w:sz w:val="20"/>
+          <w:lang w:val="en-US"/>
+        </w:rPr>
+        <w:t xml:space="preserve">            {</w:t>
+      </w:r>
+    </w:p>
+    <w:p>
+      <w:pPr>
+        <w:spacing w:line="360" w:lineRule="auto"/>
+        <w:ind w:firstLine="709"/>
+        <w:jc w:val="both"/>
+        <w:rPr>
+          <w:rFonts w:ascii="Courier New" w:hAnsi="Courier New" w:cs="Courier New"/>
+          <w:sz w:val="20"/>
+          <w:lang w:val="en-US"/>
+        </w:rPr>
+      </w:pPr>
+      <w:r>
+        <w:rPr>
+          <w:rFonts w:ascii="Courier New" w:hAnsi="Courier New" w:cs="Courier New"/>
+          <w:sz w:val="20"/>
+          <w:lang w:val="en-US"/>
+        </w:rPr>
+        <w:t xml:space="preserve">                return NotFound();</w:t>
+      </w:r>
+    </w:p>
+    <w:p>
+      <w:pPr>
+        <w:spacing w:line="360" w:lineRule="auto"/>
+        <w:ind w:firstLine="709"/>
+        <w:jc w:val="both"/>
+        <w:rPr>
+          <w:rFonts w:ascii="Courier New" w:hAnsi="Courier New" w:cs="Courier New"/>
+          <w:sz w:val="20"/>
+          <w:lang w:val="en-US"/>
+        </w:rPr>
+      </w:pPr>
+      <w:r>
+        <w:rPr>
+          <w:rFonts w:ascii="Courier New" w:hAnsi="Courier New" w:cs="Courier New"/>
+          <w:sz w:val="20"/>
+          <w:lang w:val="en-US"/>
+        </w:rPr>
+        <w:t xml:space="preserve">            }</w:t>
+      </w:r>
+    </w:p>
+    <w:p>
+      <w:pPr>
+        <w:spacing w:line="360" w:lineRule="auto"/>
+        <w:ind w:firstLine="709"/>
+        <w:jc w:val="both"/>
+        <w:rPr>
+          <w:rFonts w:ascii="Courier New" w:hAnsi="Courier New" w:cs="Courier New"/>
+          <w:sz w:val="20"/>
+          <w:lang w:val="en-US"/>
+        </w:rPr>
+      </w:pPr>
+    </w:p>
+    <w:p>
+      <w:pPr>
+        <w:spacing w:line="360" w:lineRule="auto"/>
+        <w:ind w:firstLine="709"/>
+        <w:jc w:val="both"/>
+        <w:rPr>
+          <w:rFonts w:ascii="Courier New" w:hAnsi="Courier New" w:cs="Courier New"/>
+          <w:sz w:val="20"/>
+          <w:lang w:val="en-US"/>
+        </w:rPr>
+      </w:pPr>
+      <w:r>
+        <w:rPr>
+          <w:rFonts w:ascii="Courier New" w:hAnsi="Courier New" w:cs="Courier New"/>
+          <w:sz w:val="20"/>
+          <w:lang w:val="en-US"/>
+        </w:rPr>
+        <w:t xml:space="preserve">            _context.Orders.Remove(order);</w:t>
+      </w:r>
+    </w:p>
+    <w:p>
+      <w:pPr>
+        <w:spacing w:line="360" w:lineRule="auto"/>
+        <w:ind w:firstLine="709"/>
+        <w:jc w:val="both"/>
+        <w:rPr>
+          <w:rFonts w:ascii="Courier New" w:hAnsi="Courier New" w:cs="Courier New"/>
+          <w:sz w:val="20"/>
+          <w:lang w:val="en-US"/>
+        </w:rPr>
+      </w:pPr>
+      <w:r>
+        <w:rPr>
+          <w:rFonts w:ascii="Courier New" w:hAnsi="Courier New" w:cs="Courier New"/>
+          <w:sz w:val="20"/>
+          <w:lang w:val="en-US"/>
+        </w:rPr>
+        <w:t xml:space="preserve">            await _context.SaveChangesAsync();</w:t>
+      </w:r>
+    </w:p>
+    <w:p>
+      <w:pPr>
+        <w:spacing w:line="360" w:lineRule="auto"/>
+        <w:ind w:firstLine="709"/>
+        <w:jc w:val="both"/>
+        <w:rPr>
+          <w:rFonts w:ascii="Courier New" w:hAnsi="Courier New" w:cs="Courier New"/>
+          <w:sz w:val="20"/>
+          <w:lang w:val="en-US"/>
+        </w:rPr>
+      </w:pPr>
+    </w:p>
+    <w:p>
+      <w:pPr>
+        <w:spacing w:line="360" w:lineRule="auto"/>
+        <w:ind w:firstLine="709"/>
+        <w:jc w:val="both"/>
+        <w:rPr>
+          <w:rFonts w:ascii="Courier New" w:hAnsi="Courier New" w:cs="Courier New"/>
+          <w:sz w:val="20"/>
+          <w:lang w:val="en-US"/>
+        </w:rPr>
+      </w:pPr>
+      <w:r>
+        <w:rPr>
+          <w:rFonts w:ascii="Courier New" w:hAnsi="Courier New" w:cs="Courier New"/>
+          <w:sz w:val="20"/>
+          <w:lang w:val="en-US"/>
+        </w:rPr>
+        <w:t xml:space="preserve">            return NoContent();</w:t>
+      </w:r>
+    </w:p>
+    <w:p>
+      <w:pPr>
+        <w:spacing w:line="360" w:lineRule="auto"/>
+        <w:ind w:firstLine="709"/>
+        <w:jc w:val="both"/>
+        <w:rPr>
+          <w:rFonts w:ascii="Courier New" w:hAnsi="Courier New" w:cs="Courier New"/>
+          <w:sz w:val="20"/>
+          <w:lang w:val="en-US"/>
+        </w:rPr>
+      </w:pPr>
+      <w:r>
+        <w:rPr>
+          <w:rFonts w:ascii="Courier New" w:hAnsi="Courier New" w:cs="Courier New"/>
+          <w:sz w:val="20"/>
+          <w:lang w:val="en-US"/>
+        </w:rPr>
+        <w:t xml:space="preserve">        }</w:t>
+      </w:r>
+    </w:p>
+    <w:p>
+      <w:pPr>
+        <w:spacing w:line="360" w:lineRule="auto"/>
+        <w:ind w:firstLine="709"/>
+        <w:jc w:val="both"/>
+        <w:rPr>
+          <w:rFonts w:ascii="Courier New" w:hAnsi="Courier New" w:cs="Courier New"/>
+          <w:sz w:val="20"/>
+          <w:lang w:val="en-US"/>
+        </w:rPr>
+      </w:pPr>
+    </w:p>
+    <w:p>
+      <w:pPr>
+        <w:spacing w:line="360" w:lineRule="auto"/>
+        <w:ind w:firstLine="709"/>
+        <w:jc w:val="both"/>
+        <w:rPr>
+          <w:rFonts w:ascii="Courier New" w:hAnsi="Courier New" w:cs="Courier New"/>
+          <w:sz w:val="20"/>
+          <w:lang w:val="en-US"/>
+        </w:rPr>
+      </w:pPr>
+      <w:r>
+        <w:rPr>
+          <w:rFonts w:ascii="Courier New" w:hAnsi="Courier New" w:cs="Courier New"/>
+          <w:sz w:val="20"/>
+          <w:lang w:val="en-US"/>
+        </w:rPr>
+        <w:t xml:space="preserve">        private bool OrderExists(Guid id)</w:t>
+      </w:r>
+    </w:p>
+    <w:p>
+      <w:pPr>
+        <w:spacing w:line="360" w:lineRule="auto"/>
+        <w:ind w:firstLine="709"/>
+        <w:jc w:val="both"/>
+        <w:rPr>
+          <w:rFonts w:ascii="Courier New" w:hAnsi="Courier New" w:cs="Courier New"/>
+          <w:sz w:val="20"/>
+          <w:lang w:val="en-US"/>
+        </w:rPr>
+      </w:pPr>
+      <w:r>
+        <w:rPr>
+          <w:rFonts w:ascii="Courier New" w:hAnsi="Courier New" w:cs="Courier New"/>
+          <w:sz w:val="20"/>
+          <w:lang w:val="en-US"/>
+        </w:rPr>
+        <w:t xml:space="preserve">        {</w:t>
+      </w:r>
+    </w:p>
+    <w:p>
+      <w:pPr>
+        <w:spacing w:line="360" w:lineRule="auto"/>
+        <w:ind w:firstLine="709"/>
+        <w:jc w:val="both"/>
+        <w:rPr>
+          <w:rFonts w:ascii="Courier New" w:hAnsi="Courier New" w:cs="Courier New"/>
+          <w:sz w:val="20"/>
+          <w:lang w:val="en-US"/>
+        </w:rPr>
+      </w:pPr>
+      <w:r>
+        <w:rPr>
+          <w:rFonts w:ascii="Courier New" w:hAnsi="Courier New" w:cs="Courier New"/>
+          <w:sz w:val="20"/>
+          <w:lang w:val="en-US"/>
+        </w:rPr>
+        <w:t xml:space="preserve">            return _context.Orders.Any(e =&gt; e.id == id);</w:t>
+      </w:r>
+    </w:p>
+    <w:p>
+      <w:pPr>
+        <w:spacing w:line="360" w:lineRule="auto"/>
+        <w:ind w:firstLine="709"/>
+        <w:jc w:val="both"/>
+        <w:rPr>
+          <w:rFonts w:ascii="Courier New" w:hAnsi="Courier New" w:cs="Courier New"/>
+          <w:sz w:val="20"/>
+          <w:lang w:val="en-US"/>
+        </w:rPr>
+      </w:pPr>
+      <w:r>
+        <w:rPr>
+          <w:rFonts w:ascii="Courier New" w:hAnsi="Courier New" w:cs="Courier New"/>
+          <w:sz w:val="20"/>
+          <w:lang w:val="en-US"/>
+        </w:rPr>
+        <w:t xml:space="preserve">        }</w:t>
+      </w:r>
+    </w:p>
+    <w:p>
+      <w:pPr>
+        <w:spacing w:line="360" w:lineRule="auto"/>
+        <w:ind w:firstLine="709"/>
+        <w:jc w:val="both"/>
+        <w:rPr>
+          <w:rFonts w:ascii="Courier New" w:hAnsi="Courier New" w:cs="Courier New"/>
+          <w:sz w:val="20"/>
+          <w:lang w:val="en-US"/>
+        </w:rPr>
+      </w:pPr>
+      <w:r>
+        <w:rPr>
+          <w:rFonts w:ascii="Courier New" w:hAnsi="Courier New" w:cs="Courier New"/>
+          <w:sz w:val="20"/>
+          <w:lang w:val="en-US"/>
+        </w:rPr>
+        <w:t xml:space="preserve">    }</w:t>
+      </w:r>
+    </w:p>
+    <w:p>
+      <w:pPr>
+        <w:spacing w:line="360" w:lineRule="auto"/>
+        <w:ind w:firstLine="709"/>
+        <w:jc w:val="both"/>
+        <w:rPr>
+          <w:rFonts w:ascii="Courier New" w:hAnsi="Courier New" w:cs="Courier New"/>
+          <w:sz w:val="20"/>
+          <w:lang w:val="en-US"/>
+        </w:rPr>
+      </w:pPr>
+      <w:r>
+        <w:rPr>
+          <w:rFonts w:ascii="Courier New" w:hAnsi="Courier New" w:cs="Courier New"/>
+          <w:sz w:val="20"/>
+          <w:lang w:val="en-US"/>
+        </w:rPr>
+        <w:t>}</w:t>
       </w:r>
     </w:p>
     <w:p>
       <w:pPr>
         <w:pStyle w:val="a8"/>
         <w:spacing w:line="360" w:lineRule="auto"/>
+        <w:rPr>
+          <w:sz w:val="28"/>
+          <w:szCs w:val="28"/>
+          <w:lang w:val="ru-RU"/>
+        </w:rPr>
+      </w:pPr>
+    </w:p>
+    <w:p>
+      <w:pPr>
+        <w:spacing w:line="360" w:lineRule="auto"/>
+        <w:ind w:firstLine="709"/>
+        <w:jc w:val="both"/>
+        <w:rPr>
+          <w:sz w:val="28"/>
+        </w:rPr>
+      </w:pPr>
+      <w:r>
+        <w:rPr>
+          <w:sz w:val="28"/>
+        </w:rPr>
+        <w:t>Листинг</w:t>
+      </w:r>
+      <w:r>
+        <w:rPr>
+          <w:sz w:val="28"/>
+        </w:rPr>
+        <w:t xml:space="preserve"> </w:t>
+      </w:r>
+      <w:r>
+        <w:rPr>
+          <w:sz w:val="28"/>
+        </w:rPr>
+        <w:t>контекста</w:t>
+      </w:r>
+      <w:r>
+        <w:rPr>
+          <w:sz w:val="28"/>
+        </w:rPr>
+        <w:t>:</w:t>
+      </w:r>
+    </w:p>
+    <w:p>
+      <w:pPr>
+        <w:pStyle w:val="a8"/>
+        <w:spacing w:line="360" w:lineRule="auto"/>
+        <w:rPr>
+          <w:color w:val="000000"/>
+          <w:lang w:val="ru-RU"/>
+        </w:rPr>
+      </w:pPr>
+      <w:r>
+        <w:rPr>
+          <w:rFonts w:ascii="Tahoma" w:hAnsi="Tahoma" w:cs="Tahoma"/>
+          <w:color w:val="000000"/>
+        </w:rPr>
+        <w:t>﻿</w:t>
+      </w:r>
+      <w:r>
+        <w:rPr>
+          <w:color w:val="000000"/>
+        </w:rPr>
+        <w:t>using</w:t>
+      </w:r>
+      <w:r>
+        <w:rPr>
+          <w:color w:val="000000"/>
+          <w:lang w:val="ru-RU"/>
+        </w:rPr>
+        <w:t xml:space="preserve"> </w:t>
+      </w:r>
+      <w:r>
+        <w:rPr>
+          <w:color w:val="000000"/>
+        </w:rPr>
+        <w:t>Microsoft</w:t>
+      </w:r>
+      <w:r>
+        <w:rPr>
+          <w:color w:val="000000"/>
+          <w:lang w:val="ru-RU"/>
+        </w:rPr>
+        <w:t>.</w:t>
+      </w:r>
+      <w:r>
+        <w:rPr>
+          <w:color w:val="000000"/>
+        </w:rPr>
+        <w:t>EntityFrameworkCore</w:t>
+      </w:r>
+      <w:r>
+        <w:rPr>
+          <w:color w:val="000000"/>
+          <w:lang w:val="ru-RU"/>
+        </w:rPr>
+        <w:t>;</w:t>
+      </w:r>
+    </w:p>
+    <w:p>
+      <w:pPr>
+        <w:pStyle w:val="a8"/>
+        <w:spacing w:line="360" w:lineRule="auto"/>
+        <w:rPr>
+          <w:color w:val="000000"/>
+        </w:rPr>
+      </w:pPr>
+      <w:r>
+        <w:rPr>
+          <w:color w:val="000000"/>
+        </w:rPr>
+        <w:t>using rentVPSmicroservices.microserviceOrders.Models;</w:t>
+      </w:r>
+    </w:p>
+    <w:p>
+      <w:pPr>
+        <w:pStyle w:val="a8"/>
+        <w:spacing w:line="360" w:lineRule="auto"/>
+        <w:rPr>
+          <w:color w:val="000000"/>
+        </w:rPr>
+      </w:pPr>
+    </w:p>
+    <w:p>
+      <w:pPr>
+        <w:pStyle w:val="a8"/>
+        <w:spacing w:line="360" w:lineRule="auto"/>
+        <w:rPr>
+          <w:color w:val="000000"/>
+        </w:rPr>
+      </w:pPr>
+      <w:r>
+        <w:rPr>
+          <w:color w:val="000000"/>
+        </w:rPr>
+        <w:t>namespace rentVPSmicroservices.microserviceOrder.Contexts</w:t>
+      </w:r>
+    </w:p>
+    <w:p>
+      <w:pPr>
+        <w:pStyle w:val="a8"/>
+        <w:spacing w:line="360" w:lineRule="auto"/>
+        <w:rPr>
+          <w:color w:val="000000"/>
+        </w:rPr>
+      </w:pPr>
+      <w:r>
+        <w:rPr>
+          <w:color w:val="000000"/>
+        </w:rPr>
+        <w:t>{</w:t>
+      </w:r>
+    </w:p>
+    <w:p>
+      <w:pPr>
+        <w:pStyle w:val="a8"/>
+        <w:spacing w:line="360" w:lineRule="auto"/>
+        <w:rPr>
+          <w:color w:val="000000"/>
+        </w:rPr>
+      </w:pPr>
+      <w:r>
+        <w:rPr>
+          <w:color w:val="000000"/>
+        </w:rPr>
+        <w:t xml:space="preserve">    public class OrderContext : DbContext</w:t>
+      </w:r>
+    </w:p>
+    <w:p>
+      <w:pPr>
+        <w:pStyle w:val="a8"/>
+        <w:spacing w:line="360" w:lineRule="auto"/>
+        <w:rPr>
+          <w:color w:val="000000"/>
+        </w:rPr>
+      </w:pPr>
+      <w:r>
+        <w:rPr>
+          <w:color w:val="000000"/>
+        </w:rPr>
+        <w:t xml:space="preserve">    {</w:t>
+      </w:r>
+    </w:p>
+    <w:p>
+      <w:pPr>
+        <w:pStyle w:val="a8"/>
+        <w:spacing w:line="360" w:lineRule="auto"/>
+        <w:rPr>
+          <w:color w:val="000000"/>
+        </w:rPr>
+      </w:pPr>
+      <w:r>
+        <w:rPr>
+          <w:color w:val="000000"/>
+        </w:rPr>
+        <w:t xml:space="preserve">        public OrderContext(DbContextOptions&lt;OrderContext&gt; options) : base(options)</w:t>
+      </w:r>
+    </w:p>
+    <w:p>
+      <w:pPr>
+        <w:pStyle w:val="a8"/>
+        <w:spacing w:line="360" w:lineRule="auto"/>
+        <w:rPr>
+          <w:color w:val="000000"/>
+        </w:rPr>
+      </w:pPr>
+      <w:r>
+        <w:rPr>
+          <w:color w:val="000000"/>
+        </w:rPr>
+        <w:t xml:space="preserve">        {</w:t>
+      </w:r>
+    </w:p>
+    <w:p>
+      <w:pPr>
+        <w:pStyle w:val="a8"/>
+        <w:spacing w:line="360" w:lineRule="auto"/>
+        <w:rPr>
+          <w:color w:val="000000"/>
+        </w:rPr>
+      </w:pPr>
+      <w:r>
+        <w:rPr>
+          <w:color w:val="000000"/>
+        </w:rPr>
+        <w:t xml:space="preserve">        }</w:t>
+      </w:r>
+    </w:p>
+    <w:p>
+      <w:pPr>
+        <w:pStyle w:val="a8"/>
+        <w:spacing w:line="360" w:lineRule="auto"/>
+        <w:rPr>
+          <w:color w:val="000000"/>
+        </w:rPr>
+      </w:pPr>
+    </w:p>
+    <w:p>
+      <w:pPr>
+        <w:pStyle w:val="a8"/>
+        <w:spacing w:line="360" w:lineRule="auto"/>
+        <w:rPr>
+          <w:color w:val="000000"/>
+        </w:rPr>
+      </w:pPr>
+      <w:r>
+        <w:rPr>
+          <w:color w:val="000000"/>
+        </w:rPr>
+        <w:lastRenderedPageBreak/>
+        <w:t xml:space="preserve">        public DbSet&lt;Order&gt; Orders { get; set; }</w:t>
+      </w:r>
+    </w:p>
+    <w:p>
+      <w:pPr>
+        <w:pStyle w:val="a8"/>
+        <w:spacing w:line="360" w:lineRule="auto"/>
+        <w:rPr>
+          <w:color w:val="000000"/>
+        </w:rPr>
+      </w:pPr>
+      <w:r>
+        <w:rPr>
+          <w:color w:val="000000"/>
+        </w:rPr>
+        <w:t xml:space="preserve">    }</w:t>
+      </w:r>
+    </w:p>
+    <w:p>
+      <w:pPr>
+        <w:pStyle w:val="a8"/>
+        <w:spacing w:line="360" w:lineRule="auto"/>
+        <w:rPr>
+          <w:sz w:val="28"/>
+          <w:szCs w:val="28"/>
+        </w:rPr>
+      </w:pPr>
+      <w:r>
+        <w:rPr>
+          <w:color w:val="000000"/>
+        </w:rPr>
+        <w:t>}</w:t>
+      </w:r>
+    </w:p>
+    <w:p>
+      <w:pPr>
+        <w:spacing w:line="360" w:lineRule="auto"/>
         <w:jc w:val="center"/>
         <w:rPr>
           <w:sz w:val="28"/>
           <w:szCs w:val="28"/>
-          <w:lang w:val="ru-RU"/>
-        </w:rPr>
-      </w:pPr>
+        </w:rPr>
+      </w:pPr>
+    </w:p>
+    <w:p>
+      <w:pPr>
+        <w:spacing w:line="360" w:lineRule="auto"/>
+        <w:jc w:val="both"/>
+        <w:rPr>
+          <w:sz w:val="28"/>
+          <w:szCs w:val="28"/>
+        </w:rPr>
+      </w:pPr>
+      <w:r>
+        <w:rPr>
+          <w:sz w:val="28"/>
+          <w:szCs w:val="28"/>
+        </w:rPr>
+        <w:drawing>
+          <wp:inline distT="0" distB="0" distL="0" distR="0" wp14:anchorId="1FE73622" wp14:editId="706F5B7E">
+            <wp:extent cx="5940425" cy="1833245"/>
+            <wp:effectExtent l="0" t="0" r="0" b="0"/>
+            <wp:docPr id="1" name="Рисунок 1"/>
+            <wp:cNvGraphicFramePr>
+              <a:graphicFrameLocks xmlns:a="http://schemas.openxmlformats.org/drawingml/2006/main" noChangeAspect="1"/>
+            </wp:cNvGraphicFramePr>
+            <a:graphic xmlns:a="http://schemas.openxmlformats.org/drawingml/2006/main">
+              <a:graphicData uri="http://schemas.openxmlformats.org/drawingml/2006/picture">
+                <pic:pic xmlns:pic="http://schemas.openxmlformats.org/drawingml/2006/picture">
+                  <pic:nvPicPr>
+                    <pic:cNvPr id="1" name=""/>
+                    <pic:cNvPicPr/>
+                  </pic:nvPicPr>
+                  <pic:blipFill>
+                    <a:blip r:embed="rId8"/>
+                    <a:stretch>
+                      <a:fillRect/>
+                    </a:stretch>
+                  </pic:blipFill>
+                  <pic:spPr>
+                    <a:xfrm>
+                      <a:off x="0" y="0"/>
+                      <a:ext cx="5940425" cy="1833245"/>
+                    </a:xfrm>
+                    <a:prstGeom prst="rect">
+                      <a:avLst/>
+                    </a:prstGeom>
+                  </pic:spPr>
+                </pic:pic>
+              </a:graphicData>
+            </a:graphic>
+          </wp:inline>
+        </w:drawing>
+      </w:r>
     </w:p>
     <w:p>
       <w:pPr>
         <w:spacing w:line="360" w:lineRule="auto"/>
         <w:jc w:val="center"/>
+        <w:rPr>
+          <w:sz w:val="28"/>
+          <w:szCs w:val="28"/>
+        </w:rPr>
       </w:pPr>
       <w:r>
         <w:rPr>
@@ -1047,23 +3900,394 @@
           <w:sz w:val="28"/>
           <w:szCs w:val="28"/>
         </w:rPr>
-        <w:t>Диаграмма прецедентов.</w:t>
+        <w:t xml:space="preserve">Документация </w:t>
+      </w:r>
+      <w:r>
+        <w:rPr>
+          <w:sz w:val="28"/>
+          <w:szCs w:val="28"/>
+          <w:lang w:val="en-US"/>
+        </w:rPr>
+        <w:t>Swagger.</w:t>
       </w:r>
     </w:p>
     <w:p>
       <w:pPr>
         <w:spacing w:line="360" w:lineRule="auto"/>
         <w:jc w:val="center"/>
-        <w:rPr>
-          <w:sz w:val="28"/>
-          <w:szCs w:val="28"/>
-        </w:rPr>
-      </w:pPr>
-      <w:r>
-        <w:rPr>
-          <w:sz w:val="28"/>
-          <w:szCs w:val="28"/>
-        </w:rPr>
+      </w:pPr>
+    </w:p>
+    <w:p>
+      <w:pPr>
+        <w:spacing w:line="360" w:lineRule="auto"/>
+        <w:jc w:val="center"/>
+        <w:rPr>
+          <w:sz w:val="28"/>
+          <w:szCs w:val="28"/>
+        </w:rPr>
+      </w:pPr>
+      <w:r>
+        <w:rPr>
+          <w:sz w:val="28"/>
+          <w:szCs w:val="28"/>
+        </w:rPr>
+        <w:drawing>
+          <wp:inline distT="0" distB="0" distL="0" distR="0" wp14:anchorId="39EC855F" wp14:editId="672FAC7F">
+            <wp:extent cx="2924095" cy="4106728"/>
+            <wp:effectExtent l="0" t="0" r="0" b="0"/>
+            <wp:docPr id="3" name="Рисунок 3"/>
+            <wp:cNvGraphicFramePr>
+              <a:graphicFrameLocks xmlns:a="http://schemas.openxmlformats.org/drawingml/2006/main" noChangeAspect="1"/>
+            </wp:cNvGraphicFramePr>
+            <a:graphic xmlns:a="http://schemas.openxmlformats.org/drawingml/2006/main">
+              <a:graphicData uri="http://schemas.openxmlformats.org/drawingml/2006/picture">
+                <pic:pic xmlns:pic="http://schemas.openxmlformats.org/drawingml/2006/picture">
+                  <pic:nvPicPr>
+                    <pic:cNvPr id="1" name=""/>
+                    <pic:cNvPicPr/>
+                  </pic:nvPicPr>
+                  <pic:blipFill>
+                    <a:blip r:embed="rId9"/>
+                    <a:stretch>
+                      <a:fillRect/>
+                    </a:stretch>
+                  </pic:blipFill>
+                  <pic:spPr>
+                    <a:xfrm>
+                      <a:off x="0" y="0"/>
+                      <a:ext cx="2929637" cy="4114512"/>
+                    </a:xfrm>
+                    <a:prstGeom prst="rect">
+                      <a:avLst/>
+                    </a:prstGeom>
+                  </pic:spPr>
+                </pic:pic>
+              </a:graphicData>
+            </a:graphic>
+          </wp:inline>
+        </w:drawing>
+      </w:r>
+    </w:p>
+    <w:p>
+      <w:pPr>
+        <w:spacing w:line="360" w:lineRule="auto"/>
+        <w:jc w:val="center"/>
+        <w:rPr>
+          <w:sz w:val="28"/>
+          <w:szCs w:val="28"/>
+          <w:lang w:val="en-US"/>
+        </w:rPr>
+      </w:pPr>
+      <w:r>
+        <w:rPr>
+          <w:sz w:val="28"/>
+          <w:szCs w:val="28"/>
+        </w:rPr>
+        <w:t xml:space="preserve">Рисунок </w:t>
+      </w:r>
+      <w:r>
+        <w:rPr>
+          <w:sz w:val="28"/>
+          <w:szCs w:val="28"/>
+        </w:rPr>
+        <w:t xml:space="preserve">2. Созданные коллекции в </w:t>
+      </w:r>
+      <w:r>
+        <w:rPr>
+          <w:sz w:val="28"/>
+          <w:szCs w:val="28"/>
+          <w:lang w:val="en-US"/>
+        </w:rPr>
+        <w:t>Postman.</w:t>
+      </w:r>
+    </w:p>
+    <w:p>
+      <w:pPr>
+        <w:spacing w:line="360" w:lineRule="auto"/>
+        <w:jc w:val="center"/>
+        <w:rPr>
+          <w:sz w:val="28"/>
+          <w:szCs w:val="28"/>
+          <w:lang w:val="en-US"/>
+        </w:rPr>
+      </w:pPr>
+    </w:p>
+    <w:p>
+      <w:pPr>
+        <w:spacing w:line="360" w:lineRule="auto"/>
+        <w:jc w:val="center"/>
+        <w:rPr>
+          <w:sz w:val="28"/>
+          <w:szCs w:val="28"/>
+          <w:lang w:val="en-US"/>
+        </w:rPr>
+      </w:pPr>
+      <w:r>
+        <w:rPr>
+          <w:sz w:val="28"/>
+          <w:szCs w:val="28"/>
+          <w:lang w:val="en-US"/>
+        </w:rPr>
+        <w:lastRenderedPageBreak/>
+        <w:drawing>
+          <wp:inline distT="0" distB="0" distL="0" distR="0" wp14:anchorId="59DAF8B8" wp14:editId="4AC45C92">
+            <wp:extent cx="5940425" cy="4274820"/>
+            <wp:effectExtent l="0" t="0" r="0" b="0"/>
+            <wp:docPr id="5" name="Рисунок 5"/>
+            <wp:cNvGraphicFramePr>
+              <a:graphicFrameLocks xmlns:a="http://schemas.openxmlformats.org/drawingml/2006/main" noChangeAspect="1"/>
+            </wp:cNvGraphicFramePr>
+            <a:graphic xmlns:a="http://schemas.openxmlformats.org/drawingml/2006/main">
+              <a:graphicData uri="http://schemas.openxmlformats.org/drawingml/2006/picture">
+                <pic:pic xmlns:pic="http://schemas.openxmlformats.org/drawingml/2006/picture">
+                  <pic:nvPicPr>
+                    <pic:cNvPr id="1" name=""/>
+                    <pic:cNvPicPr/>
+                  </pic:nvPicPr>
+                  <pic:blipFill>
+                    <a:blip r:embed="rId10"/>
+                    <a:stretch>
+                      <a:fillRect/>
+                    </a:stretch>
+                  </pic:blipFill>
+                  <pic:spPr>
+                    <a:xfrm>
+                      <a:off x="0" y="0"/>
+                      <a:ext cx="5940425" cy="4274820"/>
+                    </a:xfrm>
+                    <a:prstGeom prst="rect">
+                      <a:avLst/>
+                    </a:prstGeom>
+                  </pic:spPr>
+                </pic:pic>
+              </a:graphicData>
+            </a:graphic>
+          </wp:inline>
+        </w:drawing>
+      </w:r>
+    </w:p>
+    <w:p>
+      <w:pPr>
+        <w:spacing w:line="360" w:lineRule="auto"/>
+        <w:jc w:val="center"/>
+        <w:rPr>
+          <w:sz w:val="28"/>
+          <w:szCs w:val="28"/>
+        </w:rPr>
+      </w:pPr>
+      <w:r>
+        <w:rPr>
+          <w:sz w:val="28"/>
+          <w:szCs w:val="28"/>
+        </w:rPr>
+        <w:t xml:space="preserve">Рисунок </w:t>
+      </w:r>
+      <w:r>
+        <w:rPr>
+          <w:sz w:val="28"/>
+          <w:szCs w:val="28"/>
+        </w:rPr>
+        <w:t>3</w:t>
+      </w:r>
+      <w:r>
+        <w:rPr>
+          <w:sz w:val="28"/>
+          <w:szCs w:val="28"/>
+        </w:rPr>
+        <w:t xml:space="preserve">. </w:t>
+      </w:r>
+      <w:r>
+        <w:rPr>
+          <w:sz w:val="28"/>
+          <w:szCs w:val="28"/>
+        </w:rPr>
+        <w:t xml:space="preserve">Пример </w:t>
+      </w:r>
+      <w:r>
+        <w:rPr>
+          <w:sz w:val="28"/>
+          <w:szCs w:val="28"/>
+          <w:lang w:val="en-US"/>
+        </w:rPr>
+        <w:t>Get</w:t>
+      </w:r>
+      <w:r>
+        <w:rPr>
+          <w:sz w:val="28"/>
+          <w:szCs w:val="28"/>
+        </w:rPr>
+        <w:t xml:space="preserve"> </w:t>
+      </w:r>
+      <w:r>
+        <w:rPr>
+          <w:sz w:val="28"/>
+          <w:szCs w:val="28"/>
+        </w:rPr>
+        <w:t xml:space="preserve">запроса в </w:t>
+      </w:r>
+      <w:r>
+        <w:rPr>
+          <w:sz w:val="28"/>
+          <w:szCs w:val="28"/>
+          <w:lang w:val="en-US"/>
+        </w:rPr>
+        <w:t>Postman</w:t>
+      </w:r>
+      <w:r>
+        <w:rPr>
+          <w:sz w:val="28"/>
+          <w:szCs w:val="28"/>
+        </w:rPr>
+        <w:t>.</w:t>
+      </w:r>
+    </w:p>
+    <w:p>
+      <w:pPr>
+        <w:spacing w:line="360" w:lineRule="auto"/>
+        <w:jc w:val="center"/>
+        <w:rPr>
+          <w:sz w:val="28"/>
+          <w:szCs w:val="28"/>
+        </w:rPr>
+      </w:pPr>
+    </w:p>
+    <w:p>
+      <w:pPr>
+        <w:spacing w:line="360" w:lineRule="auto"/>
+        <w:jc w:val="center"/>
+      </w:pPr>
+      <w:r>
+        <w:rPr>
+          <w:lang w:val="en-US"/>
+        </w:rPr>
+        <w:drawing>
+          <wp:inline distT="0" distB="0" distL="0" distR="0" wp14:anchorId="72005AB7" wp14:editId="5D460425">
+            <wp:extent cx="5940425" cy="3491230"/>
+            <wp:effectExtent l="0" t="0" r="0" b="0"/>
+            <wp:docPr id="6" name="Рисунок 6"/>
+            <wp:cNvGraphicFramePr>
+              <a:graphicFrameLocks xmlns:a="http://schemas.openxmlformats.org/drawingml/2006/main" noChangeAspect="1"/>
+            </wp:cNvGraphicFramePr>
+            <a:graphic xmlns:a="http://schemas.openxmlformats.org/drawingml/2006/main">
+              <a:graphicData uri="http://schemas.openxmlformats.org/drawingml/2006/picture">
+                <pic:pic xmlns:pic="http://schemas.openxmlformats.org/drawingml/2006/picture">
+                  <pic:nvPicPr>
+                    <pic:cNvPr id="1" name=""/>
+                    <pic:cNvPicPr/>
+                  </pic:nvPicPr>
+                  <pic:blipFill>
+                    <a:blip r:embed="rId11"/>
+                    <a:stretch>
+                      <a:fillRect/>
+                    </a:stretch>
+                  </pic:blipFill>
+                  <pic:spPr>
+                    <a:xfrm>
+                      <a:off x="0" y="0"/>
+                      <a:ext cx="5940425" cy="3491230"/>
+                    </a:xfrm>
+                    <a:prstGeom prst="rect">
+                      <a:avLst/>
+                    </a:prstGeom>
+                  </pic:spPr>
+                </pic:pic>
+              </a:graphicData>
+            </a:graphic>
+          </wp:inline>
+        </w:drawing>
+      </w:r>
+    </w:p>
+    <w:p>
+      <w:pPr>
+        <w:spacing w:line="360" w:lineRule="auto"/>
+        <w:jc w:val="center"/>
+        <w:rPr>
+          <w:sz w:val="28"/>
+          <w:szCs w:val="28"/>
+        </w:rPr>
+      </w:pPr>
+      <w:r>
+        <w:rPr>
+          <w:sz w:val="28"/>
+          <w:szCs w:val="28"/>
+        </w:rPr>
+        <w:t xml:space="preserve">Рисунок </w:t>
+      </w:r>
+      <w:r>
+        <w:rPr>
+          <w:sz w:val="28"/>
+          <w:szCs w:val="28"/>
+        </w:rPr>
+        <w:t>4</w:t>
+      </w:r>
+      <w:r>
+        <w:rPr>
+          <w:sz w:val="28"/>
+          <w:szCs w:val="28"/>
+        </w:rPr>
+        <w:t xml:space="preserve">. Пример </w:t>
+      </w:r>
+      <w:r>
+        <w:rPr>
+          <w:sz w:val="28"/>
+          <w:szCs w:val="28"/>
+          <w:lang w:val="en-US"/>
+        </w:rPr>
+        <w:t>Post</w:t>
+      </w:r>
+      <w:r>
+        <w:rPr>
+          <w:sz w:val="28"/>
+          <w:szCs w:val="28"/>
+        </w:rPr>
+        <w:t xml:space="preserve"> </w:t>
+      </w:r>
+      <w:r>
+        <w:rPr>
+          <w:sz w:val="28"/>
+          <w:szCs w:val="28"/>
+        </w:rPr>
+        <w:t xml:space="preserve">запроса в </w:t>
+      </w:r>
+      <w:r>
+        <w:rPr>
+          <w:sz w:val="28"/>
+          <w:szCs w:val="28"/>
+          <w:lang w:val="en-US"/>
+        </w:rPr>
+        <w:t>Postman</w:t>
+      </w:r>
+      <w:r>
+        <w:rPr>
+          <w:sz w:val="28"/>
+          <w:szCs w:val="28"/>
+        </w:rPr>
+        <w:t>.</w:t>
+      </w:r>
+    </w:p>
+    <w:p>
+      <w:pPr>
+        <w:spacing w:line="360" w:lineRule="auto"/>
+        <w:rPr>
+          <w:lang w:val="en-US"/>
+        </w:rPr>
+      </w:pPr>
+    </w:p>
+    <w:p>
+      <w:pPr>
+        <w:spacing w:line="360" w:lineRule="auto"/>
+        <w:jc w:val="center"/>
+        <w:rPr>
+          <w:sz w:val="28"/>
+          <w:szCs w:val="28"/>
+        </w:rPr>
+      </w:pPr>
+      <w:r>
+        <w:rPr>
+          <w:sz w:val="28"/>
+          <w:szCs w:val="28"/>
+        </w:rPr>
+        <w:lastRenderedPageBreak/>
         <w:t>ВЫВОД К РАБОТЕ:</w:t>
       </w:r>
     </w:p>
@@ -1110,13 +4334,19 @@
         <w:rPr>
           <w:sz w:val="28"/>
         </w:rPr>
-        <w:t xml:space="preserve"> принципы разработки микросервиса, как базового элемента данной архитектуры, в среде .NET </w:t>
+        <w:t xml:space="preserve"> принципы разработки микросервиса, как базового элемента данной архитектуры, в среде .NET</w:t>
+      </w:r>
+      <w:r>
+        <w:rPr>
+          <w:sz w:val="28"/>
+        </w:rPr>
+        <w:t>.</w:t>
       </w:r>
     </w:p>
     <w:sectPr>
-      <w:footerReference w:type="even" r:id="rId7"/>
-      <w:footerReference w:type="default" r:id="rId8"/>
-      <w:footerReference w:type="first" r:id="rId9"/>
+      <w:footerReference w:type="even" r:id="rId12"/>
+      <w:footerReference w:type="default" r:id="rId13"/>
+      <w:footerReference w:type="first" r:id="rId14"/>
       <w:pgSz w:w="11906" w:h="16838"/>
       <w:pgMar w:top="1134" w:right="850" w:bottom="1134" w:left="1701" w:header="0" w:footer="708" w:gutter="0"/>
       <w:cols w:space="720"/>
@@ -1815,7 +5045,7 @@
   <w:style w:type="paragraph" w:default="1" w:styleId="a">
     <w:name w:val="Normal"/>
     <w:qFormat/>
-    <w:rsid w:val="00772DFD"/>
+    <w:rsid w:val="00701D55"/>
     <w:pPr>
       <w:widowControl w:val="0"/>
     </w:pPr>
@@ -1829,6 +5059,7 @@
   <w:style w:type="character" w:default="1" w:styleId="a0">
     <w:name w:val="Default Paragraph Font"/>
     <w:uiPriority w:val="1"/>
+    <w:semiHidden/>
     <w:unhideWhenUsed/>
   </w:style>
   <w:style w:type="table" w:default="1" w:styleId="a1">
@@ -2089,6 +5320,41 @@
       </w:tabs>
     </w:pPr>
   </w:style>
+  <w:style w:type="character" w:styleId="af2">
+    <w:name w:val="Hyperlink"/>
+    <w:basedOn w:val="a0"/>
+    <w:uiPriority w:val="99"/>
+    <w:unhideWhenUsed/>
+    <w:rsid w:val="00720DB1"/>
+    <w:rPr>
+      <w:color w:val="0563C1" w:themeColor="hyperlink"/>
+      <w:u w:val="single"/>
+    </w:rPr>
+  </w:style>
+  <w:style w:type="character" w:styleId="af3">
+    <w:name w:val="Unresolved Mention"/>
+    <w:basedOn w:val="a0"/>
+    <w:uiPriority w:val="99"/>
+    <w:semiHidden/>
+    <w:unhideWhenUsed/>
+    <w:rsid w:val="00720DB1"/>
+    <w:rPr>
+      <w:color w:val="605E5C"/>
+      <w:shd w:val="clear" w:color="auto" w:fill="E1DFDD"/>
+    </w:rPr>
+  </w:style>
+  <w:style w:type="character" w:styleId="af4">
+    <w:name w:val="FollowedHyperlink"/>
+    <w:basedOn w:val="a0"/>
+    <w:uiPriority w:val="99"/>
+    <w:semiHidden/>
+    <w:unhideWhenUsed/>
+    <w:rsid w:val="00C62579"/>
+    <w:rPr>
+      <w:color w:val="954F72" w:themeColor="followedHyperlink"/>
+      <w:u w:val="single"/>
+    </w:rPr>
+  </w:style>
 </w:styles>
 </file>
 
